--- a/docs/Prilozhenie_Glava1_EV_ServiceDesk.docx
+++ b/docs/Prilozhenie_Glava1_EV_ServiceDesk.docx
@@ -2807,7 +2807,792 @@
           <w:sz w:val="28"/>
           <w:szCs w:val="28"/>
         </w:rPr>
-        <w:t xml:space="preserve">1.5. Won't have (данная итерация)</w:t>
+        <w:t xml:space="preserve">1.5. Нефункциональные требования (добавлено по результатам трассировки ТЗ, разделы 6–7)</w:t>
+      </w:r>
+    </w:p>
+    <w:tbl>
+      <w:tblPr>
+        <w:tblW w:type="dxa" w:w="9026"/>
+        <w:tblBorders>
+          <w:top w:val="single" w:color="auto" w:sz="4"/>
+          <w:left w:val="single" w:color="auto" w:sz="4"/>
+          <w:bottom w:val="single" w:color="auto" w:sz="4"/>
+          <w:right w:val="single" w:color="auto" w:sz="4"/>
+          <w:insideH w:val="single" w:color="auto" w:sz="4"/>
+          <w:insideV w:val="single" w:color="auto" w:sz="4"/>
+        </w:tblBorders>
+      </w:tblPr>
+      <w:tblGrid>
+        <w:gridCol w:w="7026"/>
+        <w:gridCol w:w="2000"/>
+      </w:tblGrid>
+      <w:tr>
+        <w:trPr>
+          <w:tblHeader/>
+        </w:trPr>
+        <w:tc>
+          <w:tcPr>
+            <w:tcW w:type="dxa" w:w="7026"/>
+            <w:tcBorders>
+              <w:top w:val="single" w:color="999999" w:sz="4"/>
+              <w:left w:val="single" w:color="999999" w:sz="4"/>
+              <w:bottom w:val="single" w:color="999999" w:sz="4"/>
+              <w:right w:val="single" w:color="999999" w:sz="4"/>
+            </w:tcBorders>
+            <w:shd w:fill="D9D9D9" w:val="clear"/>
+            <w:tcMar>
+              <w:top w:type="dxa" w:w="60"/>
+              <w:left w:type="dxa" w:w="100"/>
+              <w:bottom w:type="dxa" w:w="60"/>
+              <w:right w:type="dxa" w:w="100"/>
+            </w:tcMar>
+            <w:vAlign w:val="center"/>
+          </w:tcPr>
+          <w:p>
+            <w:pPr>
+              <w:jc w:val="left"/>
+            </w:pPr>
+            <w:r>
+              <w:rPr>
+                <w:rFonts w:ascii="Calibri" w:cs="Calibri" w:eastAsia="Calibri" w:hAnsi="Calibri"/>
+                <w:b/>
+                <w:bCs/>
+                <w:sz w:val="24"/>
+                <w:szCs w:val="24"/>
+              </w:rPr>
+              <w:t xml:space="preserve">Функция</w:t>
+            </w:r>
+          </w:p>
+        </w:tc>
+        <w:tc>
+          <w:tcPr>
+            <w:tcW w:type="dxa" w:w="2000"/>
+            <w:tcBorders>
+              <w:top w:val="single" w:color="999999" w:sz="4"/>
+              <w:left w:val="single" w:color="999999" w:sz="4"/>
+              <w:bottom w:val="single" w:color="999999" w:sz="4"/>
+              <w:right w:val="single" w:color="999999" w:sz="4"/>
+            </w:tcBorders>
+            <w:shd w:fill="D9D9D9" w:val="clear"/>
+            <w:tcMar>
+              <w:top w:type="dxa" w:w="60"/>
+              <w:left w:type="dxa" w:w="100"/>
+              <w:bottom w:type="dxa" w:w="60"/>
+              <w:right w:type="dxa" w:w="100"/>
+            </w:tcMar>
+            <w:vAlign w:val="center"/>
+          </w:tcPr>
+          <w:p>
+            <w:pPr>
+              <w:jc w:val="center"/>
+            </w:pPr>
+            <w:r>
+              <w:rPr>
+                <w:rFonts w:ascii="Calibri" w:cs="Calibri" w:eastAsia="Calibri" w:hAnsi="Calibri"/>
+                <w:b/>
+                <w:bCs/>
+                <w:sz w:val="24"/>
+                <w:szCs w:val="24"/>
+              </w:rPr>
+              <w:t xml:space="preserve">Приоритет</w:t>
+            </w:r>
+          </w:p>
+        </w:tc>
+      </w:tr>
+      <w:tr>
+        <w:tc>
+          <w:tcPr>
+            <w:tcW w:type="dxa" w:w="7026"/>
+            <w:tcBorders>
+              <w:top w:val="single" w:color="999999" w:sz="4"/>
+              <w:left w:val="single" w:color="999999" w:sz="4"/>
+              <w:bottom w:val="single" w:color="999999" w:sz="4"/>
+              <w:right w:val="single" w:color="999999" w:sz="4"/>
+            </w:tcBorders>
+            <w:tcMar>
+              <w:top w:type="dxa" w:w="60"/>
+              <w:left w:type="dxa" w:w="100"/>
+              <w:bottom w:type="dxa" w:w="60"/>
+              <w:right w:type="dxa" w:w="100"/>
+            </w:tcMar>
+            <w:vAlign w:val="center"/>
+          </w:tcPr>
+          <w:p>
+            <w:pPr>
+              <w:jc w:val="left"/>
+            </w:pPr>
+            <w:r>
+              <w:rPr>
+                <w:rFonts w:ascii="Calibri" w:cs="Calibri" w:eastAsia="Calibri" w:hAnsi="Calibri"/>
+                <w:b w:val="false"/>
+                <w:bCs w:val="false"/>
+                <w:sz w:val="24"/>
+                <w:szCs w:val="24"/>
+              </w:rPr>
+              <w:t xml:space="preserve">N-01. Mobile-first для клиента; рабочее место инженера — десктоп Full HD</w:t>
+            </w:r>
+          </w:p>
+        </w:tc>
+        <w:tc>
+          <w:tcPr>
+            <w:tcW w:type="dxa" w:w="2000"/>
+            <w:tcBorders>
+              <w:top w:val="single" w:color="999999" w:sz="4"/>
+              <w:left w:val="single" w:color="999999" w:sz="4"/>
+              <w:bottom w:val="single" w:color="999999" w:sz="4"/>
+              <w:right w:val="single" w:color="999999" w:sz="4"/>
+            </w:tcBorders>
+            <w:tcMar>
+              <w:top w:type="dxa" w:w="60"/>
+              <w:left w:type="dxa" w:w="100"/>
+              <w:bottom w:type="dxa" w:w="60"/>
+              <w:right w:type="dxa" w:w="100"/>
+            </w:tcMar>
+            <w:vAlign w:val="center"/>
+          </w:tcPr>
+          <w:p>
+            <w:pPr>
+              <w:jc w:val="center"/>
+            </w:pPr>
+            <w:r>
+              <w:rPr>
+                <w:rFonts w:ascii="Calibri" w:cs="Calibri" w:eastAsia="Calibri" w:hAnsi="Calibri"/>
+                <w:b w:val="false"/>
+                <w:bCs w:val="false"/>
+                <w:sz w:val="24"/>
+                <w:szCs w:val="24"/>
+              </w:rPr>
+              <w:t xml:space="preserve">Must</w:t>
+            </w:r>
+          </w:p>
+        </w:tc>
+      </w:tr>
+      <w:tr>
+        <w:tc>
+          <w:tcPr>
+            <w:tcW w:type="dxa" w:w="7026"/>
+            <w:tcBorders>
+              <w:top w:val="single" w:color="999999" w:sz="4"/>
+              <w:left w:val="single" w:color="999999" w:sz="4"/>
+              <w:bottom w:val="single" w:color="999999" w:sz="4"/>
+              <w:right w:val="single" w:color="999999" w:sz="4"/>
+            </w:tcBorders>
+            <w:tcMar>
+              <w:top w:type="dxa" w:w="60"/>
+              <w:left w:type="dxa" w:w="100"/>
+              <w:bottom w:type="dxa" w:w="60"/>
+              <w:right w:type="dxa" w:w="100"/>
+            </w:tcMar>
+            <w:vAlign w:val="center"/>
+          </w:tcPr>
+          <w:p>
+            <w:pPr>
+              <w:jc w:val="left"/>
+            </w:pPr>
+            <w:r>
+              <w:rPr>
+                <w:rFonts w:ascii="Calibri" w:cs="Calibri" w:eastAsia="Calibri" w:hAnsi="Calibri"/>
+                <w:b w:val="false"/>
+                <w:bCs w:val="false"/>
+                <w:sz w:val="24"/>
+                <w:szCs w:val="24"/>
+              </w:rPr>
+              <w:t xml:space="preserve">N-02. Контраст текста ≥ 4.5:1 (WCAG); статус агрегата дублируется иконкой/подписью</w:t>
+            </w:r>
+          </w:p>
+        </w:tc>
+        <w:tc>
+          <w:tcPr>
+            <w:tcW w:type="dxa" w:w="2000"/>
+            <w:tcBorders>
+              <w:top w:val="single" w:color="999999" w:sz="4"/>
+              <w:left w:val="single" w:color="999999" w:sz="4"/>
+              <w:bottom w:val="single" w:color="999999" w:sz="4"/>
+              <w:right w:val="single" w:color="999999" w:sz="4"/>
+            </w:tcBorders>
+            <w:tcMar>
+              <w:top w:type="dxa" w:w="60"/>
+              <w:left w:type="dxa" w:w="100"/>
+              <w:bottom w:type="dxa" w:w="60"/>
+              <w:right w:type="dxa" w:w="100"/>
+            </w:tcMar>
+            <w:vAlign w:val="center"/>
+          </w:tcPr>
+          <w:p>
+            <w:pPr>
+              <w:jc w:val="center"/>
+            </w:pPr>
+            <w:r>
+              <w:rPr>
+                <w:rFonts w:ascii="Calibri" w:cs="Calibri" w:eastAsia="Calibri" w:hAnsi="Calibri"/>
+                <w:b w:val="false"/>
+                <w:bCs w:val="false"/>
+                <w:sz w:val="24"/>
+                <w:szCs w:val="24"/>
+              </w:rPr>
+              <w:t xml:space="preserve">Must</w:t>
+            </w:r>
+          </w:p>
+        </w:tc>
+      </w:tr>
+      <w:tr>
+        <w:tc>
+          <w:tcPr>
+            <w:tcW w:type="dxa" w:w="7026"/>
+            <w:tcBorders>
+              <w:top w:val="single" w:color="999999" w:sz="4"/>
+              <w:left w:val="single" w:color="999999" w:sz="4"/>
+              <w:bottom w:val="single" w:color="999999" w:sz="4"/>
+              <w:right w:val="single" w:color="999999" w:sz="4"/>
+            </w:tcBorders>
+            <w:tcMar>
+              <w:top w:type="dxa" w:w="60"/>
+              <w:left w:type="dxa" w:w="100"/>
+              <w:bottom w:type="dxa" w:w="60"/>
+              <w:right w:type="dxa" w:w="100"/>
+            </w:tcMar>
+            <w:vAlign w:val="center"/>
+          </w:tcPr>
+          <w:p>
+            <w:pPr>
+              <w:jc w:val="left"/>
+            </w:pPr>
+            <w:r>
+              <w:rPr>
+                <w:rFonts w:ascii="Calibri" w:cs="Calibri" w:eastAsia="Calibri" w:hAnsi="Calibri"/>
+                <w:b w:val="false"/>
+                <w:bCs w:val="false"/>
+                <w:sz w:val="24"/>
+                <w:szCs w:val="24"/>
+              </w:rPr>
+              <w:t xml:space="preserve">N-03. Правило 3-х кликов: тикет, статус агрегата, обучение — не более 3 тапов</w:t>
+            </w:r>
+          </w:p>
+        </w:tc>
+        <w:tc>
+          <w:tcPr>
+            <w:tcW w:type="dxa" w:w="2000"/>
+            <w:tcBorders>
+              <w:top w:val="single" w:color="999999" w:sz="4"/>
+              <w:left w:val="single" w:color="999999" w:sz="4"/>
+              <w:bottom w:val="single" w:color="999999" w:sz="4"/>
+              <w:right w:val="single" w:color="999999" w:sz="4"/>
+            </w:tcBorders>
+            <w:tcMar>
+              <w:top w:type="dxa" w:w="60"/>
+              <w:left w:type="dxa" w:w="100"/>
+              <w:bottom w:type="dxa" w:w="60"/>
+              <w:right w:type="dxa" w:w="100"/>
+            </w:tcMar>
+            <w:vAlign w:val="center"/>
+          </w:tcPr>
+          <w:p>
+            <w:pPr>
+              <w:jc w:val="center"/>
+            </w:pPr>
+            <w:r>
+              <w:rPr>
+                <w:rFonts w:ascii="Calibri" w:cs="Calibri" w:eastAsia="Calibri" w:hAnsi="Calibri"/>
+                <w:b w:val="false"/>
+                <w:bCs w:val="false"/>
+                <w:sz w:val="24"/>
+                <w:szCs w:val="24"/>
+              </w:rPr>
+              <w:t xml:space="preserve">Must</w:t>
+            </w:r>
+          </w:p>
+        </w:tc>
+      </w:tr>
+      <w:tr>
+        <w:tc>
+          <w:tcPr>
+            <w:tcW w:type="dxa" w:w="7026"/>
+            <w:tcBorders>
+              <w:top w:val="single" w:color="999999" w:sz="4"/>
+              <w:left w:val="single" w:color="999999" w:sz="4"/>
+              <w:bottom w:val="single" w:color="999999" w:sz="4"/>
+              <w:right w:val="single" w:color="999999" w:sz="4"/>
+            </w:tcBorders>
+            <w:tcMar>
+              <w:top w:type="dxa" w:w="60"/>
+              <w:left w:type="dxa" w:w="100"/>
+              <w:bottom w:type="dxa" w:w="60"/>
+              <w:right w:type="dxa" w:w="100"/>
+            </w:tcMar>
+            <w:vAlign w:val="center"/>
+          </w:tcPr>
+          <w:p>
+            <w:pPr>
+              <w:jc w:val="left"/>
+            </w:pPr>
+            <w:r>
+              <w:rPr>
+                <w:rFonts w:ascii="Calibri" w:cs="Calibri" w:eastAsia="Calibri" w:hAnsi="Calibri"/>
+                <w:b w:val="false"/>
+                <w:bCs w:val="false"/>
+                <w:sz w:val="24"/>
+                <w:szCs w:val="24"/>
+              </w:rPr>
+              <w:t xml:space="preserve">N-04. Минимизация ввода: модель, симптом, категория — выпадающие списки</w:t>
+            </w:r>
+          </w:p>
+        </w:tc>
+        <w:tc>
+          <w:tcPr>
+            <w:tcW w:type="dxa" w:w="2000"/>
+            <w:tcBorders>
+              <w:top w:val="single" w:color="999999" w:sz="4"/>
+              <w:left w:val="single" w:color="999999" w:sz="4"/>
+              <w:bottom w:val="single" w:color="999999" w:sz="4"/>
+              <w:right w:val="single" w:color="999999" w:sz="4"/>
+            </w:tcBorders>
+            <w:tcMar>
+              <w:top w:type="dxa" w:w="60"/>
+              <w:left w:type="dxa" w:w="100"/>
+              <w:bottom w:type="dxa" w:w="60"/>
+              <w:right w:type="dxa" w:w="100"/>
+            </w:tcMar>
+            <w:vAlign w:val="center"/>
+          </w:tcPr>
+          <w:p>
+            <w:pPr>
+              <w:jc w:val="center"/>
+            </w:pPr>
+            <w:r>
+              <w:rPr>
+                <w:rFonts w:ascii="Calibri" w:cs="Calibri" w:eastAsia="Calibri" w:hAnsi="Calibri"/>
+                <w:b w:val="false"/>
+                <w:bCs w:val="false"/>
+                <w:sz w:val="24"/>
+                <w:szCs w:val="24"/>
+              </w:rPr>
+              <w:t xml:space="preserve">Should</w:t>
+            </w:r>
+          </w:p>
+        </w:tc>
+      </w:tr>
+      <w:tr>
+        <w:tc>
+          <w:tcPr>
+            <w:tcW w:type="dxa" w:w="7026"/>
+            <w:tcBorders>
+              <w:top w:val="single" w:color="999999" w:sz="4"/>
+              <w:left w:val="single" w:color="999999" w:sz="4"/>
+              <w:bottom w:val="single" w:color="999999" w:sz="4"/>
+              <w:right w:val="single" w:color="999999" w:sz="4"/>
+            </w:tcBorders>
+            <w:tcMar>
+              <w:top w:type="dxa" w:w="60"/>
+              <w:left w:type="dxa" w:w="100"/>
+              <w:bottom w:type="dxa" w:w="60"/>
+              <w:right w:type="dxa" w:w="100"/>
+            </w:tcMar>
+            <w:vAlign w:val="center"/>
+          </w:tcPr>
+          <w:p>
+            <w:pPr>
+              <w:jc w:val="left"/>
+            </w:pPr>
+            <w:r>
+              <w:rPr>
+                <w:rFonts w:ascii="Calibri" w:cs="Calibri" w:eastAsia="Calibri" w:hAnsi="Calibri"/>
+                <w:b w:val="false"/>
+                <w:bCs w:val="false"/>
+                <w:sz w:val="24"/>
+                <w:szCs w:val="24"/>
+              </w:rPr>
+              <w:t xml:space="preserve">N-05. Схема авто читаема от 360 px, зона тапа не менее 44×44 px</w:t>
+            </w:r>
+          </w:p>
+        </w:tc>
+        <w:tc>
+          <w:tcPr>
+            <w:tcW w:type="dxa" w:w="2000"/>
+            <w:tcBorders>
+              <w:top w:val="single" w:color="999999" w:sz="4"/>
+              <w:left w:val="single" w:color="999999" w:sz="4"/>
+              <w:bottom w:val="single" w:color="999999" w:sz="4"/>
+              <w:right w:val="single" w:color="999999" w:sz="4"/>
+            </w:tcBorders>
+            <w:tcMar>
+              <w:top w:type="dxa" w:w="60"/>
+              <w:left w:type="dxa" w:w="100"/>
+              <w:bottom w:type="dxa" w:w="60"/>
+              <w:right w:type="dxa" w:w="100"/>
+            </w:tcMar>
+            <w:vAlign w:val="center"/>
+          </w:tcPr>
+          <w:p>
+            <w:pPr>
+              <w:jc w:val="center"/>
+            </w:pPr>
+            <w:r>
+              <w:rPr>
+                <w:rFonts w:ascii="Calibri" w:cs="Calibri" w:eastAsia="Calibri" w:hAnsi="Calibri"/>
+                <w:b w:val="false"/>
+                <w:bCs w:val="false"/>
+                <w:sz w:val="24"/>
+                <w:szCs w:val="24"/>
+              </w:rPr>
+              <w:t xml:space="preserve">Must</w:t>
+            </w:r>
+          </w:p>
+        </w:tc>
+      </w:tr>
+      <w:tr>
+        <w:tc>
+          <w:tcPr>
+            <w:tcW w:type="dxa" w:w="7026"/>
+            <w:tcBorders>
+              <w:top w:val="single" w:color="999999" w:sz="4"/>
+              <w:left w:val="single" w:color="999999" w:sz="4"/>
+              <w:bottom w:val="single" w:color="999999" w:sz="4"/>
+              <w:right w:val="single" w:color="999999" w:sz="4"/>
+            </w:tcBorders>
+            <w:tcMar>
+              <w:top w:type="dxa" w:w="60"/>
+              <w:left w:type="dxa" w:w="100"/>
+              <w:bottom w:type="dxa" w:w="60"/>
+              <w:right w:type="dxa" w:w="100"/>
+            </w:tcMar>
+            <w:vAlign w:val="center"/>
+          </w:tcPr>
+          <w:p>
+            <w:pPr>
+              <w:jc w:val="left"/>
+            </w:pPr>
+            <w:r>
+              <w:rPr>
+                <w:rFonts w:ascii="Calibri" w:cs="Calibri" w:eastAsia="Calibri" w:hAnsi="Calibri"/>
+                <w:b w:val="false"/>
+                <w:bCs w:val="false"/>
+                <w:sz w:val="24"/>
+                <w:szCs w:val="24"/>
+              </w:rPr>
+              <w:t xml:space="preserve">N-06. Ограничение попыток ввода SMS-кода</w:t>
+            </w:r>
+          </w:p>
+        </w:tc>
+        <w:tc>
+          <w:tcPr>
+            <w:tcW w:type="dxa" w:w="2000"/>
+            <w:tcBorders>
+              <w:top w:val="single" w:color="999999" w:sz="4"/>
+              <w:left w:val="single" w:color="999999" w:sz="4"/>
+              <w:bottom w:val="single" w:color="999999" w:sz="4"/>
+              <w:right w:val="single" w:color="999999" w:sz="4"/>
+            </w:tcBorders>
+            <w:tcMar>
+              <w:top w:type="dxa" w:w="60"/>
+              <w:left w:type="dxa" w:w="100"/>
+              <w:bottom w:type="dxa" w:w="60"/>
+              <w:right w:type="dxa" w:w="100"/>
+            </w:tcMar>
+            <w:vAlign w:val="center"/>
+          </w:tcPr>
+          <w:p>
+            <w:pPr>
+              <w:jc w:val="center"/>
+            </w:pPr>
+            <w:r>
+              <w:rPr>
+                <w:rFonts w:ascii="Calibri" w:cs="Calibri" w:eastAsia="Calibri" w:hAnsi="Calibri"/>
+                <w:b w:val="false"/>
+                <w:bCs w:val="false"/>
+                <w:sz w:val="24"/>
+                <w:szCs w:val="24"/>
+              </w:rPr>
+              <w:t xml:space="preserve">Must</w:t>
+            </w:r>
+          </w:p>
+        </w:tc>
+      </w:tr>
+      <w:tr>
+        <w:tc>
+          <w:tcPr>
+            <w:tcW w:type="dxa" w:w="7026"/>
+            <w:tcBorders>
+              <w:top w:val="single" w:color="999999" w:sz="4"/>
+              <w:left w:val="single" w:color="999999" w:sz="4"/>
+              <w:bottom w:val="single" w:color="999999" w:sz="4"/>
+              <w:right w:val="single" w:color="999999" w:sz="4"/>
+            </w:tcBorders>
+            <w:tcMar>
+              <w:top w:type="dxa" w:w="60"/>
+              <w:left w:type="dxa" w:w="100"/>
+              <w:bottom w:type="dxa" w:w="60"/>
+              <w:right w:type="dxa" w:w="100"/>
+            </w:tcMar>
+            <w:vAlign w:val="center"/>
+          </w:tcPr>
+          <w:p>
+            <w:pPr>
+              <w:jc w:val="left"/>
+            </w:pPr>
+            <w:r>
+              <w:rPr>
+                <w:rFonts w:ascii="Calibri" w:cs="Calibri" w:eastAsia="Calibri" w:hAnsi="Calibri"/>
+                <w:b w:val="false"/>
+                <w:bCs w:val="false"/>
+                <w:sz w:val="24"/>
+                <w:szCs w:val="24"/>
+              </w:rPr>
+              <w:t xml:space="preserve">N-07. VIN и телефон — персональные данные; обработка по законодательству о ПД</w:t>
+            </w:r>
+          </w:p>
+        </w:tc>
+        <w:tc>
+          <w:tcPr>
+            <w:tcW w:type="dxa" w:w="2000"/>
+            <w:tcBorders>
+              <w:top w:val="single" w:color="999999" w:sz="4"/>
+              <w:left w:val="single" w:color="999999" w:sz="4"/>
+              <w:bottom w:val="single" w:color="999999" w:sz="4"/>
+              <w:right w:val="single" w:color="999999" w:sz="4"/>
+            </w:tcBorders>
+            <w:tcMar>
+              <w:top w:type="dxa" w:w="60"/>
+              <w:left w:type="dxa" w:w="100"/>
+              <w:bottom w:type="dxa" w:w="60"/>
+              <w:right w:type="dxa" w:w="100"/>
+            </w:tcMar>
+            <w:vAlign w:val="center"/>
+          </w:tcPr>
+          <w:p>
+            <w:pPr>
+              <w:jc w:val="center"/>
+            </w:pPr>
+            <w:r>
+              <w:rPr>
+                <w:rFonts w:ascii="Calibri" w:cs="Calibri" w:eastAsia="Calibri" w:hAnsi="Calibri"/>
+                <w:b w:val="false"/>
+                <w:bCs w:val="false"/>
+                <w:sz w:val="24"/>
+                <w:szCs w:val="24"/>
+              </w:rPr>
+              <w:t xml:space="preserve">Must</w:t>
+            </w:r>
+          </w:p>
+        </w:tc>
+      </w:tr>
+      <w:tr>
+        <w:tc>
+          <w:tcPr>
+            <w:tcW w:type="dxa" w:w="7026"/>
+            <w:tcBorders>
+              <w:top w:val="single" w:color="999999" w:sz="4"/>
+              <w:left w:val="single" w:color="999999" w:sz="4"/>
+              <w:bottom w:val="single" w:color="999999" w:sz="4"/>
+              <w:right w:val="single" w:color="999999" w:sz="4"/>
+            </w:tcBorders>
+            <w:tcMar>
+              <w:top w:type="dxa" w:w="60"/>
+              <w:left w:type="dxa" w:w="100"/>
+              <w:bottom w:type="dxa" w:w="60"/>
+              <w:right w:type="dxa" w:w="100"/>
+            </w:tcMar>
+            <w:vAlign w:val="center"/>
+          </w:tcPr>
+          <w:p>
+            <w:pPr>
+              <w:jc w:val="left"/>
+            </w:pPr>
+            <w:r>
+              <w:rPr>
+                <w:rFonts w:ascii="Calibri" w:cs="Calibri" w:eastAsia="Calibri" w:hAnsi="Calibri"/>
+                <w:b w:val="false"/>
+                <w:bCs w:val="false"/>
+                <w:sz w:val="24"/>
+                <w:szCs w:val="24"/>
+              </w:rPr>
+              <w:t xml:space="preserve">N-08. Хэширование паролей/кодов bcrypt/argon2</w:t>
+            </w:r>
+          </w:p>
+        </w:tc>
+        <w:tc>
+          <w:tcPr>
+            <w:tcW w:type="dxa" w:w="2000"/>
+            <w:tcBorders>
+              <w:top w:val="single" w:color="999999" w:sz="4"/>
+              <w:left w:val="single" w:color="999999" w:sz="4"/>
+              <w:bottom w:val="single" w:color="999999" w:sz="4"/>
+              <w:right w:val="single" w:color="999999" w:sz="4"/>
+            </w:tcBorders>
+            <w:tcMar>
+              <w:top w:type="dxa" w:w="60"/>
+              <w:left w:type="dxa" w:w="100"/>
+              <w:bottom w:type="dxa" w:w="60"/>
+              <w:right w:type="dxa" w:w="100"/>
+            </w:tcMar>
+            <w:vAlign w:val="center"/>
+          </w:tcPr>
+          <w:p>
+            <w:pPr>
+              <w:jc w:val="center"/>
+            </w:pPr>
+            <w:r>
+              <w:rPr>
+                <w:rFonts w:ascii="Calibri" w:cs="Calibri" w:eastAsia="Calibri" w:hAnsi="Calibri"/>
+                <w:b w:val="false"/>
+                <w:bCs w:val="false"/>
+                <w:sz w:val="24"/>
+                <w:szCs w:val="24"/>
+              </w:rPr>
+              <w:t xml:space="preserve">Must</w:t>
+            </w:r>
+          </w:p>
+        </w:tc>
+      </w:tr>
+      <w:tr>
+        <w:tc>
+          <w:tcPr>
+            <w:tcW w:type="dxa" w:w="7026"/>
+            <w:tcBorders>
+              <w:top w:val="single" w:color="999999" w:sz="4"/>
+              <w:left w:val="single" w:color="999999" w:sz="4"/>
+              <w:bottom w:val="single" w:color="999999" w:sz="4"/>
+              <w:right w:val="single" w:color="999999" w:sz="4"/>
+            </w:tcBorders>
+            <w:tcMar>
+              <w:top w:type="dxa" w:w="60"/>
+              <w:left w:type="dxa" w:w="100"/>
+              <w:bottom w:type="dxa" w:w="60"/>
+              <w:right w:type="dxa" w:w="100"/>
+            </w:tcMar>
+            <w:vAlign w:val="center"/>
+          </w:tcPr>
+          <w:p>
+            <w:pPr>
+              <w:jc w:val="left"/>
+            </w:pPr>
+            <w:r>
+              <w:rPr>
+                <w:rFonts w:ascii="Calibri" w:cs="Calibri" w:eastAsia="Calibri" w:hAnsi="Calibri"/>
+                <w:b w:val="false"/>
+                <w:bCs w:val="false"/>
+                <w:sz w:val="24"/>
+                <w:szCs w:val="24"/>
+              </w:rPr>
+              <w:t xml:space="preserve">N-09. Тикет автоматически получает модель авто и версию прошивки</w:t>
+            </w:r>
+          </w:p>
+        </w:tc>
+        <w:tc>
+          <w:tcPr>
+            <w:tcW w:type="dxa" w:w="2000"/>
+            <w:tcBorders>
+              <w:top w:val="single" w:color="999999" w:sz="4"/>
+              <w:left w:val="single" w:color="999999" w:sz="4"/>
+              <w:bottom w:val="single" w:color="999999" w:sz="4"/>
+              <w:right w:val="single" w:color="999999" w:sz="4"/>
+            </w:tcBorders>
+            <w:tcMar>
+              <w:top w:type="dxa" w:w="60"/>
+              <w:left w:type="dxa" w:w="100"/>
+              <w:bottom w:type="dxa" w:w="60"/>
+              <w:right w:type="dxa" w:w="100"/>
+            </w:tcMar>
+            <w:vAlign w:val="center"/>
+          </w:tcPr>
+          <w:p>
+            <w:pPr>
+              <w:jc w:val="center"/>
+            </w:pPr>
+            <w:r>
+              <w:rPr>
+                <w:rFonts w:ascii="Calibri" w:cs="Calibri" w:eastAsia="Calibri" w:hAnsi="Calibri"/>
+                <w:b w:val="false"/>
+                <w:bCs w:val="false"/>
+                <w:sz w:val="24"/>
+                <w:szCs w:val="24"/>
+              </w:rPr>
+              <w:t xml:space="preserve">Must</w:t>
+            </w:r>
+          </w:p>
+        </w:tc>
+      </w:tr>
+      <w:tr>
+        <w:tc>
+          <w:tcPr>
+            <w:tcW w:type="dxa" w:w="7026"/>
+            <w:tcBorders>
+              <w:top w:val="single" w:color="999999" w:sz="4"/>
+              <w:left w:val="single" w:color="999999" w:sz="4"/>
+              <w:bottom w:val="single" w:color="999999" w:sz="4"/>
+              <w:right w:val="single" w:color="999999" w:sz="4"/>
+            </w:tcBorders>
+            <w:tcMar>
+              <w:top w:type="dxa" w:w="60"/>
+              <w:left w:type="dxa" w:w="100"/>
+              <w:bottom w:type="dxa" w:w="60"/>
+              <w:right w:type="dxa" w:w="100"/>
+            </w:tcMar>
+            <w:vAlign w:val="center"/>
+          </w:tcPr>
+          <w:p>
+            <w:pPr>
+              <w:jc w:val="left"/>
+            </w:pPr>
+            <w:r>
+              <w:rPr>
+                <w:rFonts w:ascii="Calibri" w:cs="Calibri" w:eastAsia="Calibri" w:hAnsi="Calibri"/>
+                <w:b w:val="false"/>
+                <w:bCs w:val="false"/>
+                <w:sz w:val="24"/>
+                <w:szCs w:val="24"/>
+              </w:rPr>
+              <w:t xml:space="preserve">N-10. Push о ТО — за N дней/км до порога «требуется замена»</w:t>
+            </w:r>
+          </w:p>
+        </w:tc>
+        <w:tc>
+          <w:tcPr>
+            <w:tcW w:type="dxa" w:w="2000"/>
+            <w:tcBorders>
+              <w:top w:val="single" w:color="999999" w:sz="4"/>
+              <w:left w:val="single" w:color="999999" w:sz="4"/>
+              <w:bottom w:val="single" w:color="999999" w:sz="4"/>
+              <w:right w:val="single" w:color="999999" w:sz="4"/>
+            </w:tcBorders>
+            <w:tcMar>
+              <w:top w:type="dxa" w:w="60"/>
+              <w:left w:type="dxa" w:w="100"/>
+              <w:bottom w:type="dxa" w:w="60"/>
+              <w:right w:type="dxa" w:w="100"/>
+            </w:tcMar>
+            <w:vAlign w:val="center"/>
+          </w:tcPr>
+          <w:p>
+            <w:pPr>
+              <w:jc w:val="center"/>
+            </w:pPr>
+            <w:r>
+              <w:rPr>
+                <w:rFonts w:ascii="Calibri" w:cs="Calibri" w:eastAsia="Calibri" w:hAnsi="Calibri"/>
+                <w:b w:val="false"/>
+                <w:bCs w:val="false"/>
+                <w:sz w:val="24"/>
+                <w:szCs w:val="24"/>
+              </w:rPr>
+              <w:t xml:space="preserve">Must</w:t>
+            </w:r>
+          </w:p>
+        </w:tc>
+      </w:tr>
+    </w:tbl>
+    <w:p>
+      <w:pPr>
+        <w:spacing w:after="120" w:before="240"/>
+      </w:pPr>
+      <w:r>
+        <w:rPr>
+          <w:rFonts w:ascii="Calibri" w:cs="Calibri" w:eastAsia="Calibri" w:hAnsi="Calibri"/>
+          <w:b/>
+          <w:bCs/>
+          <w:sz w:val="28"/>
+          <w:szCs w:val="28"/>
+        </w:rPr>
+        <w:t xml:space="preserve">1.6. Won't have (данная итерация)</w:t>
       </w:r>
     </w:p>
     <w:p>

--- a/docs/Prilozhenie_Glava1_EV_ServiceDesk.docx
+++ b/docs/Prilozhenie_Glava1_EV_ServiceDesk.docx
@@ -2790,6 +2790,791 @@
                 <w:szCs w:val="24"/>
               </w:rPr>
               <w:t xml:space="preserve">Could</w:t>
+            </w:r>
+          </w:p>
+        </w:tc>
+      </w:tr>
+    </w:tbl>
+    <w:p>
+      <w:pPr>
+        <w:spacing w:after="120" w:before="240"/>
+      </w:pPr>
+      <w:r>
+        <w:rPr>
+          <w:rFonts w:ascii="Calibri" w:cs="Calibri" w:eastAsia="Calibri" w:hAnsi="Calibri"/>
+          <w:b/>
+          <w:bCs/>
+          <w:sz w:val="28"/>
+          <w:szCs w:val="28"/>
+        </w:rPr>
+        <w:t xml:space="preserve">1.5. Нефункциональные требования (добавлено по результатам трассировки ТЗ, разделы 6–7)</w:t>
+      </w:r>
+    </w:p>
+    <w:tbl>
+      <w:tblPr>
+        <w:tblW w:type="dxa" w:w="9026"/>
+        <w:tblBorders>
+          <w:top w:val="single" w:color="auto" w:sz="4"/>
+          <w:left w:val="single" w:color="auto" w:sz="4"/>
+          <w:bottom w:val="single" w:color="auto" w:sz="4"/>
+          <w:right w:val="single" w:color="auto" w:sz="4"/>
+          <w:insideH w:val="single" w:color="auto" w:sz="4"/>
+          <w:insideV w:val="single" w:color="auto" w:sz="4"/>
+        </w:tblBorders>
+      </w:tblPr>
+      <w:tblGrid>
+        <w:gridCol w:w="7026"/>
+        <w:gridCol w:w="2000"/>
+      </w:tblGrid>
+      <w:tr>
+        <w:trPr>
+          <w:tblHeader/>
+        </w:trPr>
+        <w:tc>
+          <w:tcPr>
+            <w:tcW w:type="dxa" w:w="7026"/>
+            <w:tcBorders>
+              <w:top w:val="single" w:color="999999" w:sz="4"/>
+              <w:left w:val="single" w:color="999999" w:sz="4"/>
+              <w:bottom w:val="single" w:color="999999" w:sz="4"/>
+              <w:right w:val="single" w:color="999999" w:sz="4"/>
+            </w:tcBorders>
+            <w:shd w:fill="D9D9D9" w:val="clear"/>
+            <w:tcMar>
+              <w:top w:type="dxa" w:w="60"/>
+              <w:left w:type="dxa" w:w="100"/>
+              <w:bottom w:type="dxa" w:w="60"/>
+              <w:right w:type="dxa" w:w="100"/>
+            </w:tcMar>
+            <w:vAlign w:val="center"/>
+          </w:tcPr>
+          <w:p>
+            <w:pPr>
+              <w:jc w:val="left"/>
+            </w:pPr>
+            <w:r>
+              <w:rPr>
+                <w:rFonts w:ascii="Calibri" w:cs="Calibri" w:eastAsia="Calibri" w:hAnsi="Calibri"/>
+                <w:b/>
+                <w:bCs/>
+                <w:sz w:val="24"/>
+                <w:szCs w:val="24"/>
+              </w:rPr>
+              <w:t xml:space="preserve">Функция</w:t>
+            </w:r>
+          </w:p>
+        </w:tc>
+        <w:tc>
+          <w:tcPr>
+            <w:tcW w:type="dxa" w:w="2000"/>
+            <w:tcBorders>
+              <w:top w:val="single" w:color="999999" w:sz="4"/>
+              <w:left w:val="single" w:color="999999" w:sz="4"/>
+              <w:bottom w:val="single" w:color="999999" w:sz="4"/>
+              <w:right w:val="single" w:color="999999" w:sz="4"/>
+            </w:tcBorders>
+            <w:shd w:fill="D9D9D9" w:val="clear"/>
+            <w:tcMar>
+              <w:top w:type="dxa" w:w="60"/>
+              <w:left w:type="dxa" w:w="100"/>
+              <w:bottom w:type="dxa" w:w="60"/>
+              <w:right w:type="dxa" w:w="100"/>
+            </w:tcMar>
+            <w:vAlign w:val="center"/>
+          </w:tcPr>
+          <w:p>
+            <w:pPr>
+              <w:jc w:val="center"/>
+            </w:pPr>
+            <w:r>
+              <w:rPr>
+                <w:rFonts w:ascii="Calibri" w:cs="Calibri" w:eastAsia="Calibri" w:hAnsi="Calibri"/>
+                <w:b/>
+                <w:bCs/>
+                <w:sz w:val="24"/>
+                <w:szCs w:val="24"/>
+              </w:rPr>
+              <w:t xml:space="preserve">Приоритет</w:t>
+            </w:r>
+          </w:p>
+        </w:tc>
+      </w:tr>
+      <w:tr>
+        <w:tc>
+          <w:tcPr>
+            <w:tcW w:type="dxa" w:w="7026"/>
+            <w:tcBorders>
+              <w:top w:val="single" w:color="999999" w:sz="4"/>
+              <w:left w:val="single" w:color="999999" w:sz="4"/>
+              <w:bottom w:val="single" w:color="999999" w:sz="4"/>
+              <w:right w:val="single" w:color="999999" w:sz="4"/>
+            </w:tcBorders>
+            <w:tcMar>
+              <w:top w:type="dxa" w:w="60"/>
+              <w:left w:type="dxa" w:w="100"/>
+              <w:bottom w:type="dxa" w:w="60"/>
+              <w:right w:type="dxa" w:w="100"/>
+            </w:tcMar>
+            <w:vAlign w:val="center"/>
+          </w:tcPr>
+          <w:p>
+            <w:pPr>
+              <w:jc w:val="left"/>
+            </w:pPr>
+            <w:r>
+              <w:rPr>
+                <w:rFonts w:ascii="Calibri" w:cs="Calibri" w:eastAsia="Calibri" w:hAnsi="Calibri"/>
+                <w:b w:val="false"/>
+                <w:bCs w:val="false"/>
+                <w:sz w:val="24"/>
+                <w:szCs w:val="24"/>
+              </w:rPr>
+              <w:t xml:space="preserve">N-01. Mobile-first для клиента; рабочее место инженера — десктоп Full HD</w:t>
+            </w:r>
+          </w:p>
+        </w:tc>
+        <w:tc>
+          <w:tcPr>
+            <w:tcW w:type="dxa" w:w="2000"/>
+            <w:tcBorders>
+              <w:top w:val="single" w:color="999999" w:sz="4"/>
+              <w:left w:val="single" w:color="999999" w:sz="4"/>
+              <w:bottom w:val="single" w:color="999999" w:sz="4"/>
+              <w:right w:val="single" w:color="999999" w:sz="4"/>
+            </w:tcBorders>
+            <w:tcMar>
+              <w:top w:type="dxa" w:w="60"/>
+              <w:left w:type="dxa" w:w="100"/>
+              <w:bottom w:type="dxa" w:w="60"/>
+              <w:right w:type="dxa" w:w="100"/>
+            </w:tcMar>
+            <w:vAlign w:val="center"/>
+          </w:tcPr>
+          <w:p>
+            <w:pPr>
+              <w:jc w:val="center"/>
+            </w:pPr>
+            <w:r>
+              <w:rPr>
+                <w:rFonts w:ascii="Calibri" w:cs="Calibri" w:eastAsia="Calibri" w:hAnsi="Calibri"/>
+                <w:b w:val="false"/>
+                <w:bCs w:val="false"/>
+                <w:sz w:val="24"/>
+                <w:szCs w:val="24"/>
+              </w:rPr>
+              <w:t xml:space="preserve">Must</w:t>
+            </w:r>
+          </w:p>
+        </w:tc>
+      </w:tr>
+      <w:tr>
+        <w:tc>
+          <w:tcPr>
+            <w:tcW w:type="dxa" w:w="7026"/>
+            <w:tcBorders>
+              <w:top w:val="single" w:color="999999" w:sz="4"/>
+              <w:left w:val="single" w:color="999999" w:sz="4"/>
+              <w:bottom w:val="single" w:color="999999" w:sz="4"/>
+              <w:right w:val="single" w:color="999999" w:sz="4"/>
+            </w:tcBorders>
+            <w:tcMar>
+              <w:top w:type="dxa" w:w="60"/>
+              <w:left w:type="dxa" w:w="100"/>
+              <w:bottom w:type="dxa" w:w="60"/>
+              <w:right w:type="dxa" w:w="100"/>
+            </w:tcMar>
+            <w:vAlign w:val="center"/>
+          </w:tcPr>
+          <w:p>
+            <w:pPr>
+              <w:jc w:val="left"/>
+            </w:pPr>
+            <w:r>
+              <w:rPr>
+                <w:rFonts w:ascii="Calibri" w:cs="Calibri" w:eastAsia="Calibri" w:hAnsi="Calibri"/>
+                <w:b w:val="false"/>
+                <w:bCs w:val="false"/>
+                <w:sz w:val="24"/>
+                <w:szCs w:val="24"/>
+              </w:rPr>
+              <w:t xml:space="preserve">N-02. Контраст текста ≥ 4.5:1 (WCAG); статус агрегата дублируется иконкой/подписью</w:t>
+            </w:r>
+          </w:p>
+        </w:tc>
+        <w:tc>
+          <w:tcPr>
+            <w:tcW w:type="dxa" w:w="2000"/>
+            <w:tcBorders>
+              <w:top w:val="single" w:color="999999" w:sz="4"/>
+              <w:left w:val="single" w:color="999999" w:sz="4"/>
+              <w:bottom w:val="single" w:color="999999" w:sz="4"/>
+              <w:right w:val="single" w:color="999999" w:sz="4"/>
+            </w:tcBorders>
+            <w:tcMar>
+              <w:top w:type="dxa" w:w="60"/>
+              <w:left w:type="dxa" w:w="100"/>
+              <w:bottom w:type="dxa" w:w="60"/>
+              <w:right w:type="dxa" w:w="100"/>
+            </w:tcMar>
+            <w:vAlign w:val="center"/>
+          </w:tcPr>
+          <w:p>
+            <w:pPr>
+              <w:jc w:val="center"/>
+            </w:pPr>
+            <w:r>
+              <w:rPr>
+                <w:rFonts w:ascii="Calibri" w:cs="Calibri" w:eastAsia="Calibri" w:hAnsi="Calibri"/>
+                <w:b w:val="false"/>
+                <w:bCs w:val="false"/>
+                <w:sz w:val="24"/>
+                <w:szCs w:val="24"/>
+              </w:rPr>
+              <w:t xml:space="preserve">Must</w:t>
+            </w:r>
+          </w:p>
+        </w:tc>
+      </w:tr>
+      <w:tr>
+        <w:tc>
+          <w:tcPr>
+            <w:tcW w:type="dxa" w:w="7026"/>
+            <w:tcBorders>
+              <w:top w:val="single" w:color="999999" w:sz="4"/>
+              <w:left w:val="single" w:color="999999" w:sz="4"/>
+              <w:bottom w:val="single" w:color="999999" w:sz="4"/>
+              <w:right w:val="single" w:color="999999" w:sz="4"/>
+            </w:tcBorders>
+            <w:tcMar>
+              <w:top w:type="dxa" w:w="60"/>
+              <w:left w:type="dxa" w:w="100"/>
+              <w:bottom w:type="dxa" w:w="60"/>
+              <w:right w:type="dxa" w:w="100"/>
+            </w:tcMar>
+            <w:vAlign w:val="center"/>
+          </w:tcPr>
+          <w:p>
+            <w:pPr>
+              <w:jc w:val="left"/>
+            </w:pPr>
+            <w:r>
+              <w:rPr>
+                <w:rFonts w:ascii="Calibri" w:cs="Calibri" w:eastAsia="Calibri" w:hAnsi="Calibri"/>
+                <w:b w:val="false"/>
+                <w:bCs w:val="false"/>
+                <w:sz w:val="24"/>
+                <w:szCs w:val="24"/>
+              </w:rPr>
+              <w:t xml:space="preserve">N-03. Правило 3-х кликов: тикет, статус агрегата, обучение — не более 3 тапов</w:t>
+            </w:r>
+          </w:p>
+        </w:tc>
+        <w:tc>
+          <w:tcPr>
+            <w:tcW w:type="dxa" w:w="2000"/>
+            <w:tcBorders>
+              <w:top w:val="single" w:color="999999" w:sz="4"/>
+              <w:left w:val="single" w:color="999999" w:sz="4"/>
+              <w:bottom w:val="single" w:color="999999" w:sz="4"/>
+              <w:right w:val="single" w:color="999999" w:sz="4"/>
+            </w:tcBorders>
+            <w:tcMar>
+              <w:top w:type="dxa" w:w="60"/>
+              <w:left w:type="dxa" w:w="100"/>
+              <w:bottom w:type="dxa" w:w="60"/>
+              <w:right w:type="dxa" w:w="100"/>
+            </w:tcMar>
+            <w:vAlign w:val="center"/>
+          </w:tcPr>
+          <w:p>
+            <w:pPr>
+              <w:jc w:val="center"/>
+            </w:pPr>
+            <w:r>
+              <w:rPr>
+                <w:rFonts w:ascii="Calibri" w:cs="Calibri" w:eastAsia="Calibri" w:hAnsi="Calibri"/>
+                <w:b w:val="false"/>
+                <w:bCs w:val="false"/>
+                <w:sz w:val="24"/>
+                <w:szCs w:val="24"/>
+              </w:rPr>
+              <w:t xml:space="preserve">Must</w:t>
+            </w:r>
+          </w:p>
+        </w:tc>
+      </w:tr>
+      <w:tr>
+        <w:tc>
+          <w:tcPr>
+            <w:tcW w:type="dxa" w:w="7026"/>
+            <w:tcBorders>
+              <w:top w:val="single" w:color="999999" w:sz="4"/>
+              <w:left w:val="single" w:color="999999" w:sz="4"/>
+              <w:bottom w:val="single" w:color="999999" w:sz="4"/>
+              <w:right w:val="single" w:color="999999" w:sz="4"/>
+            </w:tcBorders>
+            <w:tcMar>
+              <w:top w:type="dxa" w:w="60"/>
+              <w:left w:type="dxa" w:w="100"/>
+              <w:bottom w:type="dxa" w:w="60"/>
+              <w:right w:type="dxa" w:w="100"/>
+            </w:tcMar>
+            <w:vAlign w:val="center"/>
+          </w:tcPr>
+          <w:p>
+            <w:pPr>
+              <w:jc w:val="left"/>
+            </w:pPr>
+            <w:r>
+              <w:rPr>
+                <w:rFonts w:ascii="Calibri" w:cs="Calibri" w:eastAsia="Calibri" w:hAnsi="Calibri"/>
+                <w:b w:val="false"/>
+                <w:bCs w:val="false"/>
+                <w:sz w:val="24"/>
+                <w:szCs w:val="24"/>
+              </w:rPr>
+              <w:t xml:space="preserve">N-04. Минимизация ввода: модель, симптом, категория — выпадающие списки</w:t>
+            </w:r>
+          </w:p>
+        </w:tc>
+        <w:tc>
+          <w:tcPr>
+            <w:tcW w:type="dxa" w:w="2000"/>
+            <w:tcBorders>
+              <w:top w:val="single" w:color="999999" w:sz="4"/>
+              <w:left w:val="single" w:color="999999" w:sz="4"/>
+              <w:bottom w:val="single" w:color="999999" w:sz="4"/>
+              <w:right w:val="single" w:color="999999" w:sz="4"/>
+            </w:tcBorders>
+            <w:tcMar>
+              <w:top w:type="dxa" w:w="60"/>
+              <w:left w:type="dxa" w:w="100"/>
+              <w:bottom w:type="dxa" w:w="60"/>
+              <w:right w:type="dxa" w:w="100"/>
+            </w:tcMar>
+            <w:vAlign w:val="center"/>
+          </w:tcPr>
+          <w:p>
+            <w:pPr>
+              <w:jc w:val="center"/>
+            </w:pPr>
+            <w:r>
+              <w:rPr>
+                <w:rFonts w:ascii="Calibri" w:cs="Calibri" w:eastAsia="Calibri" w:hAnsi="Calibri"/>
+                <w:b w:val="false"/>
+                <w:bCs w:val="false"/>
+                <w:sz w:val="24"/>
+                <w:szCs w:val="24"/>
+              </w:rPr>
+              <w:t xml:space="preserve">Should</w:t>
+            </w:r>
+          </w:p>
+        </w:tc>
+      </w:tr>
+      <w:tr>
+        <w:tc>
+          <w:tcPr>
+            <w:tcW w:type="dxa" w:w="7026"/>
+            <w:tcBorders>
+              <w:top w:val="single" w:color="999999" w:sz="4"/>
+              <w:left w:val="single" w:color="999999" w:sz="4"/>
+              <w:bottom w:val="single" w:color="999999" w:sz="4"/>
+              <w:right w:val="single" w:color="999999" w:sz="4"/>
+            </w:tcBorders>
+            <w:tcMar>
+              <w:top w:type="dxa" w:w="60"/>
+              <w:left w:type="dxa" w:w="100"/>
+              <w:bottom w:type="dxa" w:w="60"/>
+              <w:right w:type="dxa" w:w="100"/>
+            </w:tcMar>
+            <w:vAlign w:val="center"/>
+          </w:tcPr>
+          <w:p>
+            <w:pPr>
+              <w:jc w:val="left"/>
+            </w:pPr>
+            <w:r>
+              <w:rPr>
+                <w:rFonts w:ascii="Calibri" w:cs="Calibri" w:eastAsia="Calibri" w:hAnsi="Calibri"/>
+                <w:b w:val="false"/>
+                <w:bCs w:val="false"/>
+                <w:sz w:val="24"/>
+                <w:szCs w:val="24"/>
+              </w:rPr>
+              <w:t xml:space="preserve">N-05. Схема авто читаема от 360 px, зона тапа не менее 44×44 px</w:t>
+            </w:r>
+          </w:p>
+        </w:tc>
+        <w:tc>
+          <w:tcPr>
+            <w:tcW w:type="dxa" w:w="2000"/>
+            <w:tcBorders>
+              <w:top w:val="single" w:color="999999" w:sz="4"/>
+              <w:left w:val="single" w:color="999999" w:sz="4"/>
+              <w:bottom w:val="single" w:color="999999" w:sz="4"/>
+              <w:right w:val="single" w:color="999999" w:sz="4"/>
+            </w:tcBorders>
+            <w:tcMar>
+              <w:top w:type="dxa" w:w="60"/>
+              <w:left w:type="dxa" w:w="100"/>
+              <w:bottom w:type="dxa" w:w="60"/>
+              <w:right w:type="dxa" w:w="100"/>
+            </w:tcMar>
+            <w:vAlign w:val="center"/>
+          </w:tcPr>
+          <w:p>
+            <w:pPr>
+              <w:jc w:val="center"/>
+            </w:pPr>
+            <w:r>
+              <w:rPr>
+                <w:rFonts w:ascii="Calibri" w:cs="Calibri" w:eastAsia="Calibri" w:hAnsi="Calibri"/>
+                <w:b w:val="false"/>
+                <w:bCs w:val="false"/>
+                <w:sz w:val="24"/>
+                <w:szCs w:val="24"/>
+              </w:rPr>
+              <w:t xml:space="preserve">Must</w:t>
+            </w:r>
+          </w:p>
+        </w:tc>
+      </w:tr>
+      <w:tr>
+        <w:tc>
+          <w:tcPr>
+            <w:tcW w:type="dxa" w:w="7026"/>
+            <w:tcBorders>
+              <w:top w:val="single" w:color="999999" w:sz="4"/>
+              <w:left w:val="single" w:color="999999" w:sz="4"/>
+              <w:bottom w:val="single" w:color="999999" w:sz="4"/>
+              <w:right w:val="single" w:color="999999" w:sz="4"/>
+            </w:tcBorders>
+            <w:tcMar>
+              <w:top w:type="dxa" w:w="60"/>
+              <w:left w:type="dxa" w:w="100"/>
+              <w:bottom w:type="dxa" w:w="60"/>
+              <w:right w:type="dxa" w:w="100"/>
+            </w:tcMar>
+            <w:vAlign w:val="center"/>
+          </w:tcPr>
+          <w:p>
+            <w:pPr>
+              <w:jc w:val="left"/>
+            </w:pPr>
+            <w:r>
+              <w:rPr>
+                <w:rFonts w:ascii="Calibri" w:cs="Calibri" w:eastAsia="Calibri" w:hAnsi="Calibri"/>
+                <w:b w:val="false"/>
+                <w:bCs w:val="false"/>
+                <w:sz w:val="24"/>
+                <w:szCs w:val="24"/>
+              </w:rPr>
+              <w:t xml:space="preserve">N-06. Ограничение попыток ввода SMS-кода</w:t>
+            </w:r>
+          </w:p>
+        </w:tc>
+        <w:tc>
+          <w:tcPr>
+            <w:tcW w:type="dxa" w:w="2000"/>
+            <w:tcBorders>
+              <w:top w:val="single" w:color="999999" w:sz="4"/>
+              <w:left w:val="single" w:color="999999" w:sz="4"/>
+              <w:bottom w:val="single" w:color="999999" w:sz="4"/>
+              <w:right w:val="single" w:color="999999" w:sz="4"/>
+            </w:tcBorders>
+            <w:tcMar>
+              <w:top w:type="dxa" w:w="60"/>
+              <w:left w:type="dxa" w:w="100"/>
+              <w:bottom w:type="dxa" w:w="60"/>
+              <w:right w:type="dxa" w:w="100"/>
+            </w:tcMar>
+            <w:vAlign w:val="center"/>
+          </w:tcPr>
+          <w:p>
+            <w:pPr>
+              <w:jc w:val="center"/>
+            </w:pPr>
+            <w:r>
+              <w:rPr>
+                <w:rFonts w:ascii="Calibri" w:cs="Calibri" w:eastAsia="Calibri" w:hAnsi="Calibri"/>
+                <w:b w:val="false"/>
+                <w:bCs w:val="false"/>
+                <w:sz w:val="24"/>
+                <w:szCs w:val="24"/>
+              </w:rPr>
+              <w:t xml:space="preserve">Must</w:t>
+            </w:r>
+          </w:p>
+        </w:tc>
+      </w:tr>
+      <w:tr>
+        <w:tc>
+          <w:tcPr>
+            <w:tcW w:type="dxa" w:w="7026"/>
+            <w:tcBorders>
+              <w:top w:val="single" w:color="999999" w:sz="4"/>
+              <w:left w:val="single" w:color="999999" w:sz="4"/>
+              <w:bottom w:val="single" w:color="999999" w:sz="4"/>
+              <w:right w:val="single" w:color="999999" w:sz="4"/>
+            </w:tcBorders>
+            <w:tcMar>
+              <w:top w:type="dxa" w:w="60"/>
+              <w:left w:type="dxa" w:w="100"/>
+              <w:bottom w:type="dxa" w:w="60"/>
+              <w:right w:type="dxa" w:w="100"/>
+            </w:tcMar>
+            <w:vAlign w:val="center"/>
+          </w:tcPr>
+          <w:p>
+            <w:pPr>
+              <w:jc w:val="left"/>
+            </w:pPr>
+            <w:r>
+              <w:rPr>
+                <w:rFonts w:ascii="Calibri" w:cs="Calibri" w:eastAsia="Calibri" w:hAnsi="Calibri"/>
+                <w:b w:val="false"/>
+                <w:bCs w:val="false"/>
+                <w:sz w:val="24"/>
+                <w:szCs w:val="24"/>
+              </w:rPr>
+              <w:t xml:space="preserve">N-07. VIN и телефон — персональные данные; обработка по законодательству о ПД</w:t>
+            </w:r>
+          </w:p>
+        </w:tc>
+        <w:tc>
+          <w:tcPr>
+            <w:tcW w:type="dxa" w:w="2000"/>
+            <w:tcBorders>
+              <w:top w:val="single" w:color="999999" w:sz="4"/>
+              <w:left w:val="single" w:color="999999" w:sz="4"/>
+              <w:bottom w:val="single" w:color="999999" w:sz="4"/>
+              <w:right w:val="single" w:color="999999" w:sz="4"/>
+            </w:tcBorders>
+            <w:tcMar>
+              <w:top w:type="dxa" w:w="60"/>
+              <w:left w:type="dxa" w:w="100"/>
+              <w:bottom w:type="dxa" w:w="60"/>
+              <w:right w:type="dxa" w:w="100"/>
+            </w:tcMar>
+            <w:vAlign w:val="center"/>
+          </w:tcPr>
+          <w:p>
+            <w:pPr>
+              <w:jc w:val="center"/>
+            </w:pPr>
+            <w:r>
+              <w:rPr>
+                <w:rFonts w:ascii="Calibri" w:cs="Calibri" w:eastAsia="Calibri" w:hAnsi="Calibri"/>
+                <w:b w:val="false"/>
+                <w:bCs w:val="false"/>
+                <w:sz w:val="24"/>
+                <w:szCs w:val="24"/>
+              </w:rPr>
+              <w:t xml:space="preserve">Must</w:t>
+            </w:r>
+          </w:p>
+        </w:tc>
+      </w:tr>
+      <w:tr>
+        <w:tc>
+          <w:tcPr>
+            <w:tcW w:type="dxa" w:w="7026"/>
+            <w:tcBorders>
+              <w:top w:val="single" w:color="999999" w:sz="4"/>
+              <w:left w:val="single" w:color="999999" w:sz="4"/>
+              <w:bottom w:val="single" w:color="999999" w:sz="4"/>
+              <w:right w:val="single" w:color="999999" w:sz="4"/>
+            </w:tcBorders>
+            <w:tcMar>
+              <w:top w:type="dxa" w:w="60"/>
+              <w:left w:type="dxa" w:w="100"/>
+              <w:bottom w:type="dxa" w:w="60"/>
+              <w:right w:type="dxa" w:w="100"/>
+            </w:tcMar>
+            <w:vAlign w:val="center"/>
+          </w:tcPr>
+          <w:p>
+            <w:pPr>
+              <w:jc w:val="left"/>
+            </w:pPr>
+            <w:r>
+              <w:rPr>
+                <w:rFonts w:ascii="Calibri" w:cs="Calibri" w:eastAsia="Calibri" w:hAnsi="Calibri"/>
+                <w:b w:val="false"/>
+                <w:bCs w:val="false"/>
+                <w:sz w:val="24"/>
+                <w:szCs w:val="24"/>
+              </w:rPr>
+              <w:t xml:space="preserve">N-08. Хэширование паролей/кодов bcrypt/argon2</w:t>
+            </w:r>
+          </w:p>
+        </w:tc>
+        <w:tc>
+          <w:tcPr>
+            <w:tcW w:type="dxa" w:w="2000"/>
+            <w:tcBorders>
+              <w:top w:val="single" w:color="999999" w:sz="4"/>
+              <w:left w:val="single" w:color="999999" w:sz="4"/>
+              <w:bottom w:val="single" w:color="999999" w:sz="4"/>
+              <w:right w:val="single" w:color="999999" w:sz="4"/>
+            </w:tcBorders>
+            <w:tcMar>
+              <w:top w:type="dxa" w:w="60"/>
+              <w:left w:type="dxa" w:w="100"/>
+              <w:bottom w:type="dxa" w:w="60"/>
+              <w:right w:type="dxa" w:w="100"/>
+            </w:tcMar>
+            <w:vAlign w:val="center"/>
+          </w:tcPr>
+          <w:p>
+            <w:pPr>
+              <w:jc w:val="center"/>
+            </w:pPr>
+            <w:r>
+              <w:rPr>
+                <w:rFonts w:ascii="Calibri" w:cs="Calibri" w:eastAsia="Calibri" w:hAnsi="Calibri"/>
+                <w:b w:val="false"/>
+                <w:bCs w:val="false"/>
+                <w:sz w:val="24"/>
+                <w:szCs w:val="24"/>
+              </w:rPr>
+              <w:t xml:space="preserve">Must</w:t>
+            </w:r>
+          </w:p>
+        </w:tc>
+      </w:tr>
+      <w:tr>
+        <w:tc>
+          <w:tcPr>
+            <w:tcW w:type="dxa" w:w="7026"/>
+            <w:tcBorders>
+              <w:top w:val="single" w:color="999999" w:sz="4"/>
+              <w:left w:val="single" w:color="999999" w:sz="4"/>
+              <w:bottom w:val="single" w:color="999999" w:sz="4"/>
+              <w:right w:val="single" w:color="999999" w:sz="4"/>
+            </w:tcBorders>
+            <w:tcMar>
+              <w:top w:type="dxa" w:w="60"/>
+              <w:left w:type="dxa" w:w="100"/>
+              <w:bottom w:type="dxa" w:w="60"/>
+              <w:right w:type="dxa" w:w="100"/>
+            </w:tcMar>
+            <w:vAlign w:val="center"/>
+          </w:tcPr>
+          <w:p>
+            <w:pPr>
+              <w:jc w:val="left"/>
+            </w:pPr>
+            <w:r>
+              <w:rPr>
+                <w:rFonts w:ascii="Calibri" w:cs="Calibri" w:eastAsia="Calibri" w:hAnsi="Calibri"/>
+                <w:b w:val="false"/>
+                <w:bCs w:val="false"/>
+                <w:sz w:val="24"/>
+                <w:szCs w:val="24"/>
+              </w:rPr>
+              <w:t xml:space="preserve">N-09. Тикет автоматически получает модель авто и версию прошивки</w:t>
+            </w:r>
+          </w:p>
+        </w:tc>
+        <w:tc>
+          <w:tcPr>
+            <w:tcW w:type="dxa" w:w="2000"/>
+            <w:tcBorders>
+              <w:top w:val="single" w:color="999999" w:sz="4"/>
+              <w:left w:val="single" w:color="999999" w:sz="4"/>
+              <w:bottom w:val="single" w:color="999999" w:sz="4"/>
+              <w:right w:val="single" w:color="999999" w:sz="4"/>
+            </w:tcBorders>
+            <w:tcMar>
+              <w:top w:type="dxa" w:w="60"/>
+              <w:left w:type="dxa" w:w="100"/>
+              <w:bottom w:type="dxa" w:w="60"/>
+              <w:right w:type="dxa" w:w="100"/>
+            </w:tcMar>
+            <w:vAlign w:val="center"/>
+          </w:tcPr>
+          <w:p>
+            <w:pPr>
+              <w:jc w:val="center"/>
+            </w:pPr>
+            <w:r>
+              <w:rPr>
+                <w:rFonts w:ascii="Calibri" w:cs="Calibri" w:eastAsia="Calibri" w:hAnsi="Calibri"/>
+                <w:b w:val="false"/>
+                <w:bCs w:val="false"/>
+                <w:sz w:val="24"/>
+                <w:szCs w:val="24"/>
+              </w:rPr>
+              <w:t xml:space="preserve">Must</w:t>
+            </w:r>
+          </w:p>
+        </w:tc>
+      </w:tr>
+      <w:tr>
+        <w:tc>
+          <w:tcPr>
+            <w:tcW w:type="dxa" w:w="7026"/>
+            <w:tcBorders>
+              <w:top w:val="single" w:color="999999" w:sz="4"/>
+              <w:left w:val="single" w:color="999999" w:sz="4"/>
+              <w:bottom w:val="single" w:color="999999" w:sz="4"/>
+              <w:right w:val="single" w:color="999999" w:sz="4"/>
+            </w:tcBorders>
+            <w:tcMar>
+              <w:top w:type="dxa" w:w="60"/>
+              <w:left w:type="dxa" w:w="100"/>
+              <w:bottom w:type="dxa" w:w="60"/>
+              <w:right w:type="dxa" w:w="100"/>
+            </w:tcMar>
+            <w:vAlign w:val="center"/>
+          </w:tcPr>
+          <w:p>
+            <w:pPr>
+              <w:jc w:val="left"/>
+            </w:pPr>
+            <w:r>
+              <w:rPr>
+                <w:rFonts w:ascii="Calibri" w:cs="Calibri" w:eastAsia="Calibri" w:hAnsi="Calibri"/>
+                <w:b w:val="false"/>
+                <w:bCs w:val="false"/>
+                <w:sz w:val="24"/>
+                <w:szCs w:val="24"/>
+              </w:rPr>
+              <w:t xml:space="preserve">N-10. Push о ТО — за N дней/км до порога «требуется замена»</w:t>
+            </w:r>
+          </w:p>
+        </w:tc>
+        <w:tc>
+          <w:tcPr>
+            <w:tcW w:type="dxa" w:w="2000"/>
+            <w:tcBorders>
+              <w:top w:val="single" w:color="999999" w:sz="4"/>
+              <w:left w:val="single" w:color="999999" w:sz="4"/>
+              <w:bottom w:val="single" w:color="999999" w:sz="4"/>
+              <w:right w:val="single" w:color="999999" w:sz="4"/>
+            </w:tcBorders>
+            <w:tcMar>
+              <w:top w:type="dxa" w:w="60"/>
+              <w:left w:type="dxa" w:w="100"/>
+              <w:bottom w:type="dxa" w:w="60"/>
+              <w:right w:type="dxa" w:w="100"/>
+            </w:tcMar>
+            <w:vAlign w:val="center"/>
+          </w:tcPr>
+          <w:p>
+            <w:pPr>
+              <w:jc w:val="center"/>
+            </w:pPr>
+            <w:r>
+              <w:rPr>
+                <w:rFonts w:ascii="Calibri" w:cs="Calibri" w:eastAsia="Calibri" w:hAnsi="Calibri"/>
+                <w:b w:val="false"/>
+                <w:bCs w:val="false"/>
+                <w:sz w:val="24"/>
+                <w:szCs w:val="24"/>
+              </w:rPr>
+              <w:t xml:space="preserve">Must</w:t>
             </w:r>
           </w:p>
         </w:tc>

--- a/docs/Prilozhenie_Glava1_EV_ServiceDesk.docx
+++ b/docs/Prilozhenie_Glava1_EV_ServiceDesk.docx
@@ -2807,7 +2807,1577 @@
           <w:sz w:val="28"/>
           <w:szCs w:val="28"/>
         </w:rPr>
-        <w:t xml:space="preserve">1.5. Won't have (данная итерация)</w:t>
+        <w:t xml:space="preserve">1.5. Нефункциональные требования (добавлено по результатам трассировки ТЗ, разделы 6–7)</w:t>
+      </w:r>
+    </w:p>
+    <w:tbl>
+      <w:tblPr>
+        <w:tblW w:type="dxa" w:w="9026"/>
+        <w:tblBorders>
+          <w:top w:val="single" w:color="auto" w:sz="4"/>
+          <w:left w:val="single" w:color="auto" w:sz="4"/>
+          <w:bottom w:val="single" w:color="auto" w:sz="4"/>
+          <w:right w:val="single" w:color="auto" w:sz="4"/>
+          <w:insideH w:val="single" w:color="auto" w:sz="4"/>
+          <w:insideV w:val="single" w:color="auto" w:sz="4"/>
+        </w:tblBorders>
+      </w:tblPr>
+      <w:tblGrid>
+        <w:gridCol w:w="7026"/>
+        <w:gridCol w:w="2000"/>
+      </w:tblGrid>
+      <w:tr>
+        <w:trPr>
+          <w:tblHeader/>
+        </w:trPr>
+        <w:tc>
+          <w:tcPr>
+            <w:tcW w:type="dxa" w:w="7026"/>
+            <w:tcBorders>
+              <w:top w:val="single" w:color="999999" w:sz="4"/>
+              <w:left w:val="single" w:color="999999" w:sz="4"/>
+              <w:bottom w:val="single" w:color="999999" w:sz="4"/>
+              <w:right w:val="single" w:color="999999" w:sz="4"/>
+            </w:tcBorders>
+            <w:shd w:fill="D9D9D9" w:val="clear"/>
+            <w:tcMar>
+              <w:top w:type="dxa" w:w="60"/>
+              <w:left w:type="dxa" w:w="100"/>
+              <w:bottom w:type="dxa" w:w="60"/>
+              <w:right w:type="dxa" w:w="100"/>
+            </w:tcMar>
+            <w:vAlign w:val="center"/>
+          </w:tcPr>
+          <w:p>
+            <w:pPr>
+              <w:jc w:val="left"/>
+            </w:pPr>
+            <w:r>
+              <w:rPr>
+                <w:rFonts w:ascii="Calibri" w:cs="Calibri" w:eastAsia="Calibri" w:hAnsi="Calibri"/>
+                <w:b/>
+                <w:bCs/>
+                <w:sz w:val="24"/>
+                <w:szCs w:val="24"/>
+              </w:rPr>
+              <w:t xml:space="preserve">Функция</w:t>
+            </w:r>
+          </w:p>
+        </w:tc>
+        <w:tc>
+          <w:tcPr>
+            <w:tcW w:type="dxa" w:w="2000"/>
+            <w:tcBorders>
+              <w:top w:val="single" w:color="999999" w:sz="4"/>
+              <w:left w:val="single" w:color="999999" w:sz="4"/>
+              <w:bottom w:val="single" w:color="999999" w:sz="4"/>
+              <w:right w:val="single" w:color="999999" w:sz="4"/>
+            </w:tcBorders>
+            <w:shd w:fill="D9D9D9" w:val="clear"/>
+            <w:tcMar>
+              <w:top w:type="dxa" w:w="60"/>
+              <w:left w:type="dxa" w:w="100"/>
+              <w:bottom w:type="dxa" w:w="60"/>
+              <w:right w:type="dxa" w:w="100"/>
+            </w:tcMar>
+            <w:vAlign w:val="center"/>
+          </w:tcPr>
+          <w:p>
+            <w:pPr>
+              <w:jc w:val="center"/>
+            </w:pPr>
+            <w:r>
+              <w:rPr>
+                <w:rFonts w:ascii="Calibri" w:cs="Calibri" w:eastAsia="Calibri" w:hAnsi="Calibri"/>
+                <w:b/>
+                <w:bCs/>
+                <w:sz w:val="24"/>
+                <w:szCs w:val="24"/>
+              </w:rPr>
+              <w:t xml:space="preserve">Приоритет</w:t>
+            </w:r>
+          </w:p>
+        </w:tc>
+      </w:tr>
+      <w:tr>
+        <w:tc>
+          <w:tcPr>
+            <w:tcW w:type="dxa" w:w="7026"/>
+            <w:tcBorders>
+              <w:top w:val="single" w:color="999999" w:sz="4"/>
+              <w:left w:val="single" w:color="999999" w:sz="4"/>
+              <w:bottom w:val="single" w:color="999999" w:sz="4"/>
+              <w:right w:val="single" w:color="999999" w:sz="4"/>
+            </w:tcBorders>
+            <w:tcMar>
+              <w:top w:type="dxa" w:w="60"/>
+              <w:left w:type="dxa" w:w="100"/>
+              <w:bottom w:type="dxa" w:w="60"/>
+              <w:right w:type="dxa" w:w="100"/>
+            </w:tcMar>
+            <w:vAlign w:val="center"/>
+          </w:tcPr>
+          <w:p>
+            <w:pPr>
+              <w:jc w:val="left"/>
+            </w:pPr>
+            <w:r>
+              <w:rPr>
+                <w:rFonts w:ascii="Calibri" w:cs="Calibri" w:eastAsia="Calibri" w:hAnsi="Calibri"/>
+                <w:b w:val="false"/>
+                <w:bCs w:val="false"/>
+                <w:sz w:val="24"/>
+                <w:szCs w:val="24"/>
+              </w:rPr>
+              <w:t xml:space="preserve">N-01. Mobile-first для клиента; рабочее место инженера — десктоп Full HD</w:t>
+            </w:r>
+          </w:p>
+        </w:tc>
+        <w:tc>
+          <w:tcPr>
+            <w:tcW w:type="dxa" w:w="2000"/>
+            <w:tcBorders>
+              <w:top w:val="single" w:color="999999" w:sz="4"/>
+              <w:left w:val="single" w:color="999999" w:sz="4"/>
+              <w:bottom w:val="single" w:color="999999" w:sz="4"/>
+              <w:right w:val="single" w:color="999999" w:sz="4"/>
+            </w:tcBorders>
+            <w:tcMar>
+              <w:top w:type="dxa" w:w="60"/>
+              <w:left w:type="dxa" w:w="100"/>
+              <w:bottom w:type="dxa" w:w="60"/>
+              <w:right w:type="dxa" w:w="100"/>
+            </w:tcMar>
+            <w:vAlign w:val="center"/>
+          </w:tcPr>
+          <w:p>
+            <w:pPr>
+              <w:jc w:val="center"/>
+            </w:pPr>
+            <w:r>
+              <w:rPr>
+                <w:rFonts w:ascii="Calibri" w:cs="Calibri" w:eastAsia="Calibri" w:hAnsi="Calibri"/>
+                <w:b w:val="false"/>
+                <w:bCs w:val="false"/>
+                <w:sz w:val="24"/>
+                <w:szCs w:val="24"/>
+              </w:rPr>
+              <w:t xml:space="preserve">Must</w:t>
+            </w:r>
+          </w:p>
+        </w:tc>
+      </w:tr>
+      <w:tr>
+        <w:tc>
+          <w:tcPr>
+            <w:tcW w:type="dxa" w:w="7026"/>
+            <w:tcBorders>
+              <w:top w:val="single" w:color="999999" w:sz="4"/>
+              <w:left w:val="single" w:color="999999" w:sz="4"/>
+              <w:bottom w:val="single" w:color="999999" w:sz="4"/>
+              <w:right w:val="single" w:color="999999" w:sz="4"/>
+            </w:tcBorders>
+            <w:tcMar>
+              <w:top w:type="dxa" w:w="60"/>
+              <w:left w:type="dxa" w:w="100"/>
+              <w:bottom w:type="dxa" w:w="60"/>
+              <w:right w:type="dxa" w:w="100"/>
+            </w:tcMar>
+            <w:vAlign w:val="center"/>
+          </w:tcPr>
+          <w:p>
+            <w:pPr>
+              <w:jc w:val="left"/>
+            </w:pPr>
+            <w:r>
+              <w:rPr>
+                <w:rFonts w:ascii="Calibri" w:cs="Calibri" w:eastAsia="Calibri" w:hAnsi="Calibri"/>
+                <w:b w:val="false"/>
+                <w:bCs w:val="false"/>
+                <w:sz w:val="24"/>
+                <w:szCs w:val="24"/>
+              </w:rPr>
+              <w:t xml:space="preserve">N-02. Контраст текста ≥ 4.5:1 (WCAG); статус агрегата дублируется иконкой/подписью</w:t>
+            </w:r>
+          </w:p>
+        </w:tc>
+        <w:tc>
+          <w:tcPr>
+            <w:tcW w:type="dxa" w:w="2000"/>
+            <w:tcBorders>
+              <w:top w:val="single" w:color="999999" w:sz="4"/>
+              <w:left w:val="single" w:color="999999" w:sz="4"/>
+              <w:bottom w:val="single" w:color="999999" w:sz="4"/>
+              <w:right w:val="single" w:color="999999" w:sz="4"/>
+            </w:tcBorders>
+            <w:tcMar>
+              <w:top w:type="dxa" w:w="60"/>
+              <w:left w:type="dxa" w:w="100"/>
+              <w:bottom w:type="dxa" w:w="60"/>
+              <w:right w:type="dxa" w:w="100"/>
+            </w:tcMar>
+            <w:vAlign w:val="center"/>
+          </w:tcPr>
+          <w:p>
+            <w:pPr>
+              <w:jc w:val="center"/>
+            </w:pPr>
+            <w:r>
+              <w:rPr>
+                <w:rFonts w:ascii="Calibri" w:cs="Calibri" w:eastAsia="Calibri" w:hAnsi="Calibri"/>
+                <w:b w:val="false"/>
+                <w:bCs w:val="false"/>
+                <w:sz w:val="24"/>
+                <w:szCs w:val="24"/>
+              </w:rPr>
+              <w:t xml:space="preserve">Must</w:t>
+            </w:r>
+          </w:p>
+        </w:tc>
+      </w:tr>
+      <w:tr>
+        <w:tc>
+          <w:tcPr>
+            <w:tcW w:type="dxa" w:w="7026"/>
+            <w:tcBorders>
+              <w:top w:val="single" w:color="999999" w:sz="4"/>
+              <w:left w:val="single" w:color="999999" w:sz="4"/>
+              <w:bottom w:val="single" w:color="999999" w:sz="4"/>
+              <w:right w:val="single" w:color="999999" w:sz="4"/>
+            </w:tcBorders>
+            <w:tcMar>
+              <w:top w:type="dxa" w:w="60"/>
+              <w:left w:type="dxa" w:w="100"/>
+              <w:bottom w:type="dxa" w:w="60"/>
+              <w:right w:type="dxa" w:w="100"/>
+            </w:tcMar>
+            <w:vAlign w:val="center"/>
+          </w:tcPr>
+          <w:p>
+            <w:pPr>
+              <w:jc w:val="left"/>
+            </w:pPr>
+            <w:r>
+              <w:rPr>
+                <w:rFonts w:ascii="Calibri" w:cs="Calibri" w:eastAsia="Calibri" w:hAnsi="Calibri"/>
+                <w:b w:val="false"/>
+                <w:bCs w:val="false"/>
+                <w:sz w:val="24"/>
+                <w:szCs w:val="24"/>
+              </w:rPr>
+              <w:t xml:space="preserve">N-03. Правило 3-х кликов: тикет, статус агрегата, обучение — не более 3 тапов</w:t>
+            </w:r>
+          </w:p>
+        </w:tc>
+        <w:tc>
+          <w:tcPr>
+            <w:tcW w:type="dxa" w:w="2000"/>
+            <w:tcBorders>
+              <w:top w:val="single" w:color="999999" w:sz="4"/>
+              <w:left w:val="single" w:color="999999" w:sz="4"/>
+              <w:bottom w:val="single" w:color="999999" w:sz="4"/>
+              <w:right w:val="single" w:color="999999" w:sz="4"/>
+            </w:tcBorders>
+            <w:tcMar>
+              <w:top w:type="dxa" w:w="60"/>
+              <w:left w:type="dxa" w:w="100"/>
+              <w:bottom w:type="dxa" w:w="60"/>
+              <w:right w:type="dxa" w:w="100"/>
+            </w:tcMar>
+            <w:vAlign w:val="center"/>
+          </w:tcPr>
+          <w:p>
+            <w:pPr>
+              <w:jc w:val="center"/>
+            </w:pPr>
+            <w:r>
+              <w:rPr>
+                <w:rFonts w:ascii="Calibri" w:cs="Calibri" w:eastAsia="Calibri" w:hAnsi="Calibri"/>
+                <w:b w:val="false"/>
+                <w:bCs w:val="false"/>
+                <w:sz w:val="24"/>
+                <w:szCs w:val="24"/>
+              </w:rPr>
+              <w:t xml:space="preserve">Must</w:t>
+            </w:r>
+          </w:p>
+        </w:tc>
+      </w:tr>
+      <w:tr>
+        <w:tc>
+          <w:tcPr>
+            <w:tcW w:type="dxa" w:w="7026"/>
+            <w:tcBorders>
+              <w:top w:val="single" w:color="999999" w:sz="4"/>
+              <w:left w:val="single" w:color="999999" w:sz="4"/>
+              <w:bottom w:val="single" w:color="999999" w:sz="4"/>
+              <w:right w:val="single" w:color="999999" w:sz="4"/>
+            </w:tcBorders>
+            <w:tcMar>
+              <w:top w:type="dxa" w:w="60"/>
+              <w:left w:type="dxa" w:w="100"/>
+              <w:bottom w:type="dxa" w:w="60"/>
+              <w:right w:type="dxa" w:w="100"/>
+            </w:tcMar>
+            <w:vAlign w:val="center"/>
+          </w:tcPr>
+          <w:p>
+            <w:pPr>
+              <w:jc w:val="left"/>
+            </w:pPr>
+            <w:r>
+              <w:rPr>
+                <w:rFonts w:ascii="Calibri" w:cs="Calibri" w:eastAsia="Calibri" w:hAnsi="Calibri"/>
+                <w:b w:val="false"/>
+                <w:bCs w:val="false"/>
+                <w:sz w:val="24"/>
+                <w:szCs w:val="24"/>
+              </w:rPr>
+              <w:t xml:space="preserve">N-04. Минимизация ввода: модель, симптом, категория — выпадающие списки</w:t>
+            </w:r>
+          </w:p>
+        </w:tc>
+        <w:tc>
+          <w:tcPr>
+            <w:tcW w:type="dxa" w:w="2000"/>
+            <w:tcBorders>
+              <w:top w:val="single" w:color="999999" w:sz="4"/>
+              <w:left w:val="single" w:color="999999" w:sz="4"/>
+              <w:bottom w:val="single" w:color="999999" w:sz="4"/>
+              <w:right w:val="single" w:color="999999" w:sz="4"/>
+            </w:tcBorders>
+            <w:tcMar>
+              <w:top w:type="dxa" w:w="60"/>
+              <w:left w:type="dxa" w:w="100"/>
+              <w:bottom w:type="dxa" w:w="60"/>
+              <w:right w:type="dxa" w:w="100"/>
+            </w:tcMar>
+            <w:vAlign w:val="center"/>
+          </w:tcPr>
+          <w:p>
+            <w:pPr>
+              <w:jc w:val="center"/>
+            </w:pPr>
+            <w:r>
+              <w:rPr>
+                <w:rFonts w:ascii="Calibri" w:cs="Calibri" w:eastAsia="Calibri" w:hAnsi="Calibri"/>
+                <w:b w:val="false"/>
+                <w:bCs w:val="false"/>
+                <w:sz w:val="24"/>
+                <w:szCs w:val="24"/>
+              </w:rPr>
+              <w:t xml:space="preserve">Should</w:t>
+            </w:r>
+          </w:p>
+        </w:tc>
+      </w:tr>
+      <w:tr>
+        <w:tc>
+          <w:tcPr>
+            <w:tcW w:type="dxa" w:w="7026"/>
+            <w:tcBorders>
+              <w:top w:val="single" w:color="999999" w:sz="4"/>
+              <w:left w:val="single" w:color="999999" w:sz="4"/>
+              <w:bottom w:val="single" w:color="999999" w:sz="4"/>
+              <w:right w:val="single" w:color="999999" w:sz="4"/>
+            </w:tcBorders>
+            <w:tcMar>
+              <w:top w:type="dxa" w:w="60"/>
+              <w:left w:type="dxa" w:w="100"/>
+              <w:bottom w:type="dxa" w:w="60"/>
+              <w:right w:type="dxa" w:w="100"/>
+            </w:tcMar>
+            <w:vAlign w:val="center"/>
+          </w:tcPr>
+          <w:p>
+            <w:pPr>
+              <w:jc w:val="left"/>
+            </w:pPr>
+            <w:r>
+              <w:rPr>
+                <w:rFonts w:ascii="Calibri" w:cs="Calibri" w:eastAsia="Calibri" w:hAnsi="Calibri"/>
+                <w:b w:val="false"/>
+                <w:bCs w:val="false"/>
+                <w:sz w:val="24"/>
+                <w:szCs w:val="24"/>
+              </w:rPr>
+              <w:t xml:space="preserve">N-05. Схема авто читаема от 360 px, зона тапа не менее 44×44 px</w:t>
+            </w:r>
+          </w:p>
+        </w:tc>
+        <w:tc>
+          <w:tcPr>
+            <w:tcW w:type="dxa" w:w="2000"/>
+            <w:tcBorders>
+              <w:top w:val="single" w:color="999999" w:sz="4"/>
+              <w:left w:val="single" w:color="999999" w:sz="4"/>
+              <w:bottom w:val="single" w:color="999999" w:sz="4"/>
+              <w:right w:val="single" w:color="999999" w:sz="4"/>
+            </w:tcBorders>
+            <w:tcMar>
+              <w:top w:type="dxa" w:w="60"/>
+              <w:left w:type="dxa" w:w="100"/>
+              <w:bottom w:type="dxa" w:w="60"/>
+              <w:right w:type="dxa" w:w="100"/>
+            </w:tcMar>
+            <w:vAlign w:val="center"/>
+          </w:tcPr>
+          <w:p>
+            <w:pPr>
+              <w:jc w:val="center"/>
+            </w:pPr>
+            <w:r>
+              <w:rPr>
+                <w:rFonts w:ascii="Calibri" w:cs="Calibri" w:eastAsia="Calibri" w:hAnsi="Calibri"/>
+                <w:b w:val="false"/>
+                <w:bCs w:val="false"/>
+                <w:sz w:val="24"/>
+                <w:szCs w:val="24"/>
+              </w:rPr>
+              <w:t xml:space="preserve">Must</w:t>
+            </w:r>
+          </w:p>
+        </w:tc>
+      </w:tr>
+      <w:tr>
+        <w:tc>
+          <w:tcPr>
+            <w:tcW w:type="dxa" w:w="7026"/>
+            <w:tcBorders>
+              <w:top w:val="single" w:color="999999" w:sz="4"/>
+              <w:left w:val="single" w:color="999999" w:sz="4"/>
+              <w:bottom w:val="single" w:color="999999" w:sz="4"/>
+              <w:right w:val="single" w:color="999999" w:sz="4"/>
+            </w:tcBorders>
+            <w:tcMar>
+              <w:top w:type="dxa" w:w="60"/>
+              <w:left w:type="dxa" w:w="100"/>
+              <w:bottom w:type="dxa" w:w="60"/>
+              <w:right w:type="dxa" w:w="100"/>
+            </w:tcMar>
+            <w:vAlign w:val="center"/>
+          </w:tcPr>
+          <w:p>
+            <w:pPr>
+              <w:jc w:val="left"/>
+            </w:pPr>
+            <w:r>
+              <w:rPr>
+                <w:rFonts w:ascii="Calibri" w:cs="Calibri" w:eastAsia="Calibri" w:hAnsi="Calibri"/>
+                <w:b w:val="false"/>
+                <w:bCs w:val="false"/>
+                <w:sz w:val="24"/>
+                <w:szCs w:val="24"/>
+              </w:rPr>
+              <w:t xml:space="preserve">N-06. Ограничение попыток ввода SMS-кода</w:t>
+            </w:r>
+          </w:p>
+        </w:tc>
+        <w:tc>
+          <w:tcPr>
+            <w:tcW w:type="dxa" w:w="2000"/>
+            <w:tcBorders>
+              <w:top w:val="single" w:color="999999" w:sz="4"/>
+              <w:left w:val="single" w:color="999999" w:sz="4"/>
+              <w:bottom w:val="single" w:color="999999" w:sz="4"/>
+              <w:right w:val="single" w:color="999999" w:sz="4"/>
+            </w:tcBorders>
+            <w:tcMar>
+              <w:top w:type="dxa" w:w="60"/>
+              <w:left w:type="dxa" w:w="100"/>
+              <w:bottom w:type="dxa" w:w="60"/>
+              <w:right w:type="dxa" w:w="100"/>
+            </w:tcMar>
+            <w:vAlign w:val="center"/>
+          </w:tcPr>
+          <w:p>
+            <w:pPr>
+              <w:jc w:val="center"/>
+            </w:pPr>
+            <w:r>
+              <w:rPr>
+                <w:rFonts w:ascii="Calibri" w:cs="Calibri" w:eastAsia="Calibri" w:hAnsi="Calibri"/>
+                <w:b w:val="false"/>
+                <w:bCs w:val="false"/>
+                <w:sz w:val="24"/>
+                <w:szCs w:val="24"/>
+              </w:rPr>
+              <w:t xml:space="preserve">Must</w:t>
+            </w:r>
+          </w:p>
+        </w:tc>
+      </w:tr>
+      <w:tr>
+        <w:tc>
+          <w:tcPr>
+            <w:tcW w:type="dxa" w:w="7026"/>
+            <w:tcBorders>
+              <w:top w:val="single" w:color="999999" w:sz="4"/>
+              <w:left w:val="single" w:color="999999" w:sz="4"/>
+              <w:bottom w:val="single" w:color="999999" w:sz="4"/>
+              <w:right w:val="single" w:color="999999" w:sz="4"/>
+            </w:tcBorders>
+            <w:tcMar>
+              <w:top w:type="dxa" w:w="60"/>
+              <w:left w:type="dxa" w:w="100"/>
+              <w:bottom w:type="dxa" w:w="60"/>
+              <w:right w:type="dxa" w:w="100"/>
+            </w:tcMar>
+            <w:vAlign w:val="center"/>
+          </w:tcPr>
+          <w:p>
+            <w:pPr>
+              <w:jc w:val="left"/>
+            </w:pPr>
+            <w:r>
+              <w:rPr>
+                <w:rFonts w:ascii="Calibri" w:cs="Calibri" w:eastAsia="Calibri" w:hAnsi="Calibri"/>
+                <w:b w:val="false"/>
+                <w:bCs w:val="false"/>
+                <w:sz w:val="24"/>
+                <w:szCs w:val="24"/>
+              </w:rPr>
+              <w:t xml:space="preserve">N-07. VIN и телефон — персональные данные; обработка по законодательству о ПД</w:t>
+            </w:r>
+          </w:p>
+        </w:tc>
+        <w:tc>
+          <w:tcPr>
+            <w:tcW w:type="dxa" w:w="2000"/>
+            <w:tcBorders>
+              <w:top w:val="single" w:color="999999" w:sz="4"/>
+              <w:left w:val="single" w:color="999999" w:sz="4"/>
+              <w:bottom w:val="single" w:color="999999" w:sz="4"/>
+              <w:right w:val="single" w:color="999999" w:sz="4"/>
+            </w:tcBorders>
+            <w:tcMar>
+              <w:top w:type="dxa" w:w="60"/>
+              <w:left w:type="dxa" w:w="100"/>
+              <w:bottom w:type="dxa" w:w="60"/>
+              <w:right w:type="dxa" w:w="100"/>
+            </w:tcMar>
+            <w:vAlign w:val="center"/>
+          </w:tcPr>
+          <w:p>
+            <w:pPr>
+              <w:jc w:val="center"/>
+            </w:pPr>
+            <w:r>
+              <w:rPr>
+                <w:rFonts w:ascii="Calibri" w:cs="Calibri" w:eastAsia="Calibri" w:hAnsi="Calibri"/>
+                <w:b w:val="false"/>
+                <w:bCs w:val="false"/>
+                <w:sz w:val="24"/>
+                <w:szCs w:val="24"/>
+              </w:rPr>
+              <w:t xml:space="preserve">Must</w:t>
+            </w:r>
+          </w:p>
+        </w:tc>
+      </w:tr>
+      <w:tr>
+        <w:tc>
+          <w:tcPr>
+            <w:tcW w:type="dxa" w:w="7026"/>
+            <w:tcBorders>
+              <w:top w:val="single" w:color="999999" w:sz="4"/>
+              <w:left w:val="single" w:color="999999" w:sz="4"/>
+              <w:bottom w:val="single" w:color="999999" w:sz="4"/>
+              <w:right w:val="single" w:color="999999" w:sz="4"/>
+            </w:tcBorders>
+            <w:tcMar>
+              <w:top w:type="dxa" w:w="60"/>
+              <w:left w:type="dxa" w:w="100"/>
+              <w:bottom w:type="dxa" w:w="60"/>
+              <w:right w:type="dxa" w:w="100"/>
+            </w:tcMar>
+            <w:vAlign w:val="center"/>
+          </w:tcPr>
+          <w:p>
+            <w:pPr>
+              <w:jc w:val="left"/>
+            </w:pPr>
+            <w:r>
+              <w:rPr>
+                <w:rFonts w:ascii="Calibri" w:cs="Calibri" w:eastAsia="Calibri" w:hAnsi="Calibri"/>
+                <w:b w:val="false"/>
+                <w:bCs w:val="false"/>
+                <w:sz w:val="24"/>
+                <w:szCs w:val="24"/>
+              </w:rPr>
+              <w:t xml:space="preserve">N-08. Хэширование паролей/кодов bcrypt/argon2</w:t>
+            </w:r>
+          </w:p>
+        </w:tc>
+        <w:tc>
+          <w:tcPr>
+            <w:tcW w:type="dxa" w:w="2000"/>
+            <w:tcBorders>
+              <w:top w:val="single" w:color="999999" w:sz="4"/>
+              <w:left w:val="single" w:color="999999" w:sz="4"/>
+              <w:bottom w:val="single" w:color="999999" w:sz="4"/>
+              <w:right w:val="single" w:color="999999" w:sz="4"/>
+            </w:tcBorders>
+            <w:tcMar>
+              <w:top w:type="dxa" w:w="60"/>
+              <w:left w:type="dxa" w:w="100"/>
+              <w:bottom w:type="dxa" w:w="60"/>
+              <w:right w:type="dxa" w:w="100"/>
+            </w:tcMar>
+            <w:vAlign w:val="center"/>
+          </w:tcPr>
+          <w:p>
+            <w:pPr>
+              <w:jc w:val="center"/>
+            </w:pPr>
+            <w:r>
+              <w:rPr>
+                <w:rFonts w:ascii="Calibri" w:cs="Calibri" w:eastAsia="Calibri" w:hAnsi="Calibri"/>
+                <w:b w:val="false"/>
+                <w:bCs w:val="false"/>
+                <w:sz w:val="24"/>
+                <w:szCs w:val="24"/>
+              </w:rPr>
+              <w:t xml:space="preserve">Must</w:t>
+            </w:r>
+          </w:p>
+        </w:tc>
+      </w:tr>
+      <w:tr>
+        <w:tc>
+          <w:tcPr>
+            <w:tcW w:type="dxa" w:w="7026"/>
+            <w:tcBorders>
+              <w:top w:val="single" w:color="999999" w:sz="4"/>
+              <w:left w:val="single" w:color="999999" w:sz="4"/>
+              <w:bottom w:val="single" w:color="999999" w:sz="4"/>
+              <w:right w:val="single" w:color="999999" w:sz="4"/>
+            </w:tcBorders>
+            <w:tcMar>
+              <w:top w:type="dxa" w:w="60"/>
+              <w:left w:type="dxa" w:w="100"/>
+              <w:bottom w:type="dxa" w:w="60"/>
+              <w:right w:type="dxa" w:w="100"/>
+            </w:tcMar>
+            <w:vAlign w:val="center"/>
+          </w:tcPr>
+          <w:p>
+            <w:pPr>
+              <w:jc w:val="left"/>
+            </w:pPr>
+            <w:r>
+              <w:rPr>
+                <w:rFonts w:ascii="Calibri" w:cs="Calibri" w:eastAsia="Calibri" w:hAnsi="Calibri"/>
+                <w:b w:val="false"/>
+                <w:bCs w:val="false"/>
+                <w:sz w:val="24"/>
+                <w:szCs w:val="24"/>
+              </w:rPr>
+              <w:t xml:space="preserve">N-09. Тикет автоматически получает модель авто и версию прошивки</w:t>
+            </w:r>
+          </w:p>
+        </w:tc>
+        <w:tc>
+          <w:tcPr>
+            <w:tcW w:type="dxa" w:w="2000"/>
+            <w:tcBorders>
+              <w:top w:val="single" w:color="999999" w:sz="4"/>
+              <w:left w:val="single" w:color="999999" w:sz="4"/>
+              <w:bottom w:val="single" w:color="999999" w:sz="4"/>
+              <w:right w:val="single" w:color="999999" w:sz="4"/>
+            </w:tcBorders>
+            <w:tcMar>
+              <w:top w:type="dxa" w:w="60"/>
+              <w:left w:type="dxa" w:w="100"/>
+              <w:bottom w:type="dxa" w:w="60"/>
+              <w:right w:type="dxa" w:w="100"/>
+            </w:tcMar>
+            <w:vAlign w:val="center"/>
+          </w:tcPr>
+          <w:p>
+            <w:pPr>
+              <w:jc w:val="center"/>
+            </w:pPr>
+            <w:r>
+              <w:rPr>
+                <w:rFonts w:ascii="Calibri" w:cs="Calibri" w:eastAsia="Calibri" w:hAnsi="Calibri"/>
+                <w:b w:val="false"/>
+                <w:bCs w:val="false"/>
+                <w:sz w:val="24"/>
+                <w:szCs w:val="24"/>
+              </w:rPr>
+              <w:t xml:space="preserve">Must</w:t>
+            </w:r>
+          </w:p>
+        </w:tc>
+      </w:tr>
+      <w:tr>
+        <w:tc>
+          <w:tcPr>
+            <w:tcW w:type="dxa" w:w="7026"/>
+            <w:tcBorders>
+              <w:top w:val="single" w:color="999999" w:sz="4"/>
+              <w:left w:val="single" w:color="999999" w:sz="4"/>
+              <w:bottom w:val="single" w:color="999999" w:sz="4"/>
+              <w:right w:val="single" w:color="999999" w:sz="4"/>
+            </w:tcBorders>
+            <w:tcMar>
+              <w:top w:type="dxa" w:w="60"/>
+              <w:left w:type="dxa" w:w="100"/>
+              <w:bottom w:type="dxa" w:w="60"/>
+              <w:right w:type="dxa" w:w="100"/>
+            </w:tcMar>
+            <w:vAlign w:val="center"/>
+          </w:tcPr>
+          <w:p>
+            <w:pPr>
+              <w:jc w:val="left"/>
+            </w:pPr>
+            <w:r>
+              <w:rPr>
+                <w:rFonts w:ascii="Calibri" w:cs="Calibri" w:eastAsia="Calibri" w:hAnsi="Calibri"/>
+                <w:b w:val="false"/>
+                <w:bCs w:val="false"/>
+                <w:sz w:val="24"/>
+                <w:szCs w:val="24"/>
+              </w:rPr>
+              <w:t xml:space="preserve">N-10. Push о ТО — за N дней/км до порога «требуется замена»</w:t>
+            </w:r>
+          </w:p>
+        </w:tc>
+        <w:tc>
+          <w:tcPr>
+            <w:tcW w:type="dxa" w:w="2000"/>
+            <w:tcBorders>
+              <w:top w:val="single" w:color="999999" w:sz="4"/>
+              <w:left w:val="single" w:color="999999" w:sz="4"/>
+              <w:bottom w:val="single" w:color="999999" w:sz="4"/>
+              <w:right w:val="single" w:color="999999" w:sz="4"/>
+            </w:tcBorders>
+            <w:tcMar>
+              <w:top w:type="dxa" w:w="60"/>
+              <w:left w:type="dxa" w:w="100"/>
+              <w:bottom w:type="dxa" w:w="60"/>
+              <w:right w:type="dxa" w:w="100"/>
+            </w:tcMar>
+            <w:vAlign w:val="center"/>
+          </w:tcPr>
+          <w:p>
+            <w:pPr>
+              <w:jc w:val="center"/>
+            </w:pPr>
+            <w:r>
+              <w:rPr>
+                <w:rFonts w:ascii="Calibri" w:cs="Calibri" w:eastAsia="Calibri" w:hAnsi="Calibri"/>
+                <w:b w:val="false"/>
+                <w:bCs w:val="false"/>
+                <w:sz w:val="24"/>
+                <w:szCs w:val="24"/>
+              </w:rPr>
+              <w:t xml:space="preserve">Must</w:t>
+            </w:r>
+          </w:p>
+        </w:tc>
+      </w:tr>
+    </w:tbl>
+    <w:p>
+      <w:pPr>
+        <w:spacing w:after="120" w:before="240"/>
+      </w:pPr>
+      <w:r>
+        <w:rPr>
+          <w:rFonts w:ascii="Calibri" w:cs="Calibri" w:eastAsia="Calibri" w:hAnsi="Calibri"/>
+          <w:b/>
+          <w:bCs/>
+          <w:sz w:val="28"/>
+          <w:szCs w:val="28"/>
+        </w:rPr>
+        <w:t xml:space="preserve">1.5. Нефункциональные требования (добавлено по результатам трассировки ТЗ, разделы 6–7)</w:t>
+      </w:r>
+    </w:p>
+    <w:tbl>
+      <w:tblPr>
+        <w:tblW w:type="dxa" w:w="9026"/>
+        <w:tblBorders>
+          <w:top w:val="single" w:color="auto" w:sz="4"/>
+          <w:left w:val="single" w:color="auto" w:sz="4"/>
+          <w:bottom w:val="single" w:color="auto" w:sz="4"/>
+          <w:right w:val="single" w:color="auto" w:sz="4"/>
+          <w:insideH w:val="single" w:color="auto" w:sz="4"/>
+          <w:insideV w:val="single" w:color="auto" w:sz="4"/>
+        </w:tblBorders>
+      </w:tblPr>
+      <w:tblGrid>
+        <w:gridCol w:w="7026"/>
+        <w:gridCol w:w="2000"/>
+      </w:tblGrid>
+      <w:tr>
+        <w:trPr>
+          <w:tblHeader/>
+        </w:trPr>
+        <w:tc>
+          <w:tcPr>
+            <w:tcW w:type="dxa" w:w="7026"/>
+            <w:tcBorders>
+              <w:top w:val="single" w:color="999999" w:sz="4"/>
+              <w:left w:val="single" w:color="999999" w:sz="4"/>
+              <w:bottom w:val="single" w:color="999999" w:sz="4"/>
+              <w:right w:val="single" w:color="999999" w:sz="4"/>
+            </w:tcBorders>
+            <w:shd w:fill="D9D9D9" w:val="clear"/>
+            <w:tcMar>
+              <w:top w:type="dxa" w:w="60"/>
+              <w:left w:type="dxa" w:w="100"/>
+              <w:bottom w:type="dxa" w:w="60"/>
+              <w:right w:type="dxa" w:w="100"/>
+            </w:tcMar>
+            <w:vAlign w:val="center"/>
+          </w:tcPr>
+          <w:p>
+            <w:pPr>
+              <w:jc w:val="left"/>
+            </w:pPr>
+            <w:r>
+              <w:rPr>
+                <w:rFonts w:ascii="Calibri" w:cs="Calibri" w:eastAsia="Calibri" w:hAnsi="Calibri"/>
+                <w:b/>
+                <w:bCs/>
+                <w:sz w:val="24"/>
+                <w:szCs w:val="24"/>
+              </w:rPr>
+              <w:t xml:space="preserve">Функция</w:t>
+            </w:r>
+          </w:p>
+        </w:tc>
+        <w:tc>
+          <w:tcPr>
+            <w:tcW w:type="dxa" w:w="2000"/>
+            <w:tcBorders>
+              <w:top w:val="single" w:color="999999" w:sz="4"/>
+              <w:left w:val="single" w:color="999999" w:sz="4"/>
+              <w:bottom w:val="single" w:color="999999" w:sz="4"/>
+              <w:right w:val="single" w:color="999999" w:sz="4"/>
+            </w:tcBorders>
+            <w:shd w:fill="D9D9D9" w:val="clear"/>
+            <w:tcMar>
+              <w:top w:type="dxa" w:w="60"/>
+              <w:left w:type="dxa" w:w="100"/>
+              <w:bottom w:type="dxa" w:w="60"/>
+              <w:right w:type="dxa" w:w="100"/>
+            </w:tcMar>
+            <w:vAlign w:val="center"/>
+          </w:tcPr>
+          <w:p>
+            <w:pPr>
+              <w:jc w:val="center"/>
+            </w:pPr>
+            <w:r>
+              <w:rPr>
+                <w:rFonts w:ascii="Calibri" w:cs="Calibri" w:eastAsia="Calibri" w:hAnsi="Calibri"/>
+                <w:b/>
+                <w:bCs/>
+                <w:sz w:val="24"/>
+                <w:szCs w:val="24"/>
+              </w:rPr>
+              <w:t xml:space="preserve">Приоритет</w:t>
+            </w:r>
+          </w:p>
+        </w:tc>
+      </w:tr>
+      <w:tr>
+        <w:tc>
+          <w:tcPr>
+            <w:tcW w:type="dxa" w:w="7026"/>
+            <w:tcBorders>
+              <w:top w:val="single" w:color="999999" w:sz="4"/>
+              <w:left w:val="single" w:color="999999" w:sz="4"/>
+              <w:bottom w:val="single" w:color="999999" w:sz="4"/>
+              <w:right w:val="single" w:color="999999" w:sz="4"/>
+            </w:tcBorders>
+            <w:tcMar>
+              <w:top w:type="dxa" w:w="60"/>
+              <w:left w:type="dxa" w:w="100"/>
+              <w:bottom w:type="dxa" w:w="60"/>
+              <w:right w:type="dxa" w:w="100"/>
+            </w:tcMar>
+            <w:vAlign w:val="center"/>
+          </w:tcPr>
+          <w:p>
+            <w:pPr>
+              <w:jc w:val="left"/>
+            </w:pPr>
+            <w:r>
+              <w:rPr>
+                <w:rFonts w:ascii="Calibri" w:cs="Calibri" w:eastAsia="Calibri" w:hAnsi="Calibri"/>
+                <w:b w:val="false"/>
+                <w:bCs w:val="false"/>
+                <w:sz w:val="24"/>
+                <w:szCs w:val="24"/>
+              </w:rPr>
+              <w:t xml:space="preserve">N-01. Mobile-first для клиента; рабочее место инженера — десктоп Full HD</w:t>
+            </w:r>
+          </w:p>
+        </w:tc>
+        <w:tc>
+          <w:tcPr>
+            <w:tcW w:type="dxa" w:w="2000"/>
+            <w:tcBorders>
+              <w:top w:val="single" w:color="999999" w:sz="4"/>
+              <w:left w:val="single" w:color="999999" w:sz="4"/>
+              <w:bottom w:val="single" w:color="999999" w:sz="4"/>
+              <w:right w:val="single" w:color="999999" w:sz="4"/>
+            </w:tcBorders>
+            <w:tcMar>
+              <w:top w:type="dxa" w:w="60"/>
+              <w:left w:type="dxa" w:w="100"/>
+              <w:bottom w:type="dxa" w:w="60"/>
+              <w:right w:type="dxa" w:w="100"/>
+            </w:tcMar>
+            <w:vAlign w:val="center"/>
+          </w:tcPr>
+          <w:p>
+            <w:pPr>
+              <w:jc w:val="center"/>
+            </w:pPr>
+            <w:r>
+              <w:rPr>
+                <w:rFonts w:ascii="Calibri" w:cs="Calibri" w:eastAsia="Calibri" w:hAnsi="Calibri"/>
+                <w:b w:val="false"/>
+                <w:bCs w:val="false"/>
+                <w:sz w:val="24"/>
+                <w:szCs w:val="24"/>
+              </w:rPr>
+              <w:t xml:space="preserve">Must</w:t>
+            </w:r>
+          </w:p>
+        </w:tc>
+      </w:tr>
+      <w:tr>
+        <w:tc>
+          <w:tcPr>
+            <w:tcW w:type="dxa" w:w="7026"/>
+            <w:tcBorders>
+              <w:top w:val="single" w:color="999999" w:sz="4"/>
+              <w:left w:val="single" w:color="999999" w:sz="4"/>
+              <w:bottom w:val="single" w:color="999999" w:sz="4"/>
+              <w:right w:val="single" w:color="999999" w:sz="4"/>
+            </w:tcBorders>
+            <w:tcMar>
+              <w:top w:type="dxa" w:w="60"/>
+              <w:left w:type="dxa" w:w="100"/>
+              <w:bottom w:type="dxa" w:w="60"/>
+              <w:right w:type="dxa" w:w="100"/>
+            </w:tcMar>
+            <w:vAlign w:val="center"/>
+          </w:tcPr>
+          <w:p>
+            <w:pPr>
+              <w:jc w:val="left"/>
+            </w:pPr>
+            <w:r>
+              <w:rPr>
+                <w:rFonts w:ascii="Calibri" w:cs="Calibri" w:eastAsia="Calibri" w:hAnsi="Calibri"/>
+                <w:b w:val="false"/>
+                <w:bCs w:val="false"/>
+                <w:sz w:val="24"/>
+                <w:szCs w:val="24"/>
+              </w:rPr>
+              <w:t xml:space="preserve">N-02. Контраст текста ≥ 4.5:1 (WCAG); статус агрегата дублируется иконкой/подписью</w:t>
+            </w:r>
+          </w:p>
+        </w:tc>
+        <w:tc>
+          <w:tcPr>
+            <w:tcW w:type="dxa" w:w="2000"/>
+            <w:tcBorders>
+              <w:top w:val="single" w:color="999999" w:sz="4"/>
+              <w:left w:val="single" w:color="999999" w:sz="4"/>
+              <w:bottom w:val="single" w:color="999999" w:sz="4"/>
+              <w:right w:val="single" w:color="999999" w:sz="4"/>
+            </w:tcBorders>
+            <w:tcMar>
+              <w:top w:type="dxa" w:w="60"/>
+              <w:left w:type="dxa" w:w="100"/>
+              <w:bottom w:type="dxa" w:w="60"/>
+              <w:right w:type="dxa" w:w="100"/>
+            </w:tcMar>
+            <w:vAlign w:val="center"/>
+          </w:tcPr>
+          <w:p>
+            <w:pPr>
+              <w:jc w:val="center"/>
+            </w:pPr>
+            <w:r>
+              <w:rPr>
+                <w:rFonts w:ascii="Calibri" w:cs="Calibri" w:eastAsia="Calibri" w:hAnsi="Calibri"/>
+                <w:b w:val="false"/>
+                <w:bCs w:val="false"/>
+                <w:sz w:val="24"/>
+                <w:szCs w:val="24"/>
+              </w:rPr>
+              <w:t xml:space="preserve">Must</w:t>
+            </w:r>
+          </w:p>
+        </w:tc>
+      </w:tr>
+      <w:tr>
+        <w:tc>
+          <w:tcPr>
+            <w:tcW w:type="dxa" w:w="7026"/>
+            <w:tcBorders>
+              <w:top w:val="single" w:color="999999" w:sz="4"/>
+              <w:left w:val="single" w:color="999999" w:sz="4"/>
+              <w:bottom w:val="single" w:color="999999" w:sz="4"/>
+              <w:right w:val="single" w:color="999999" w:sz="4"/>
+            </w:tcBorders>
+            <w:tcMar>
+              <w:top w:type="dxa" w:w="60"/>
+              <w:left w:type="dxa" w:w="100"/>
+              <w:bottom w:type="dxa" w:w="60"/>
+              <w:right w:type="dxa" w:w="100"/>
+            </w:tcMar>
+            <w:vAlign w:val="center"/>
+          </w:tcPr>
+          <w:p>
+            <w:pPr>
+              <w:jc w:val="left"/>
+            </w:pPr>
+            <w:r>
+              <w:rPr>
+                <w:rFonts w:ascii="Calibri" w:cs="Calibri" w:eastAsia="Calibri" w:hAnsi="Calibri"/>
+                <w:b w:val="false"/>
+                <w:bCs w:val="false"/>
+                <w:sz w:val="24"/>
+                <w:szCs w:val="24"/>
+              </w:rPr>
+              <w:t xml:space="preserve">N-03. Правило 3-х кликов: тикет, статус агрегата, обучение — не более 3 тапов</w:t>
+            </w:r>
+          </w:p>
+        </w:tc>
+        <w:tc>
+          <w:tcPr>
+            <w:tcW w:type="dxa" w:w="2000"/>
+            <w:tcBorders>
+              <w:top w:val="single" w:color="999999" w:sz="4"/>
+              <w:left w:val="single" w:color="999999" w:sz="4"/>
+              <w:bottom w:val="single" w:color="999999" w:sz="4"/>
+              <w:right w:val="single" w:color="999999" w:sz="4"/>
+            </w:tcBorders>
+            <w:tcMar>
+              <w:top w:type="dxa" w:w="60"/>
+              <w:left w:type="dxa" w:w="100"/>
+              <w:bottom w:type="dxa" w:w="60"/>
+              <w:right w:type="dxa" w:w="100"/>
+            </w:tcMar>
+            <w:vAlign w:val="center"/>
+          </w:tcPr>
+          <w:p>
+            <w:pPr>
+              <w:jc w:val="center"/>
+            </w:pPr>
+            <w:r>
+              <w:rPr>
+                <w:rFonts w:ascii="Calibri" w:cs="Calibri" w:eastAsia="Calibri" w:hAnsi="Calibri"/>
+                <w:b w:val="false"/>
+                <w:bCs w:val="false"/>
+                <w:sz w:val="24"/>
+                <w:szCs w:val="24"/>
+              </w:rPr>
+              <w:t xml:space="preserve">Must</w:t>
+            </w:r>
+          </w:p>
+        </w:tc>
+      </w:tr>
+      <w:tr>
+        <w:tc>
+          <w:tcPr>
+            <w:tcW w:type="dxa" w:w="7026"/>
+            <w:tcBorders>
+              <w:top w:val="single" w:color="999999" w:sz="4"/>
+              <w:left w:val="single" w:color="999999" w:sz="4"/>
+              <w:bottom w:val="single" w:color="999999" w:sz="4"/>
+              <w:right w:val="single" w:color="999999" w:sz="4"/>
+            </w:tcBorders>
+            <w:tcMar>
+              <w:top w:type="dxa" w:w="60"/>
+              <w:left w:type="dxa" w:w="100"/>
+              <w:bottom w:type="dxa" w:w="60"/>
+              <w:right w:type="dxa" w:w="100"/>
+            </w:tcMar>
+            <w:vAlign w:val="center"/>
+          </w:tcPr>
+          <w:p>
+            <w:pPr>
+              <w:jc w:val="left"/>
+            </w:pPr>
+            <w:r>
+              <w:rPr>
+                <w:rFonts w:ascii="Calibri" w:cs="Calibri" w:eastAsia="Calibri" w:hAnsi="Calibri"/>
+                <w:b w:val="false"/>
+                <w:bCs w:val="false"/>
+                <w:sz w:val="24"/>
+                <w:szCs w:val="24"/>
+              </w:rPr>
+              <w:t xml:space="preserve">N-04. Минимизация ввода: модель, симптом, категория — выпадающие списки</w:t>
+            </w:r>
+          </w:p>
+        </w:tc>
+        <w:tc>
+          <w:tcPr>
+            <w:tcW w:type="dxa" w:w="2000"/>
+            <w:tcBorders>
+              <w:top w:val="single" w:color="999999" w:sz="4"/>
+              <w:left w:val="single" w:color="999999" w:sz="4"/>
+              <w:bottom w:val="single" w:color="999999" w:sz="4"/>
+              <w:right w:val="single" w:color="999999" w:sz="4"/>
+            </w:tcBorders>
+            <w:tcMar>
+              <w:top w:type="dxa" w:w="60"/>
+              <w:left w:type="dxa" w:w="100"/>
+              <w:bottom w:type="dxa" w:w="60"/>
+              <w:right w:type="dxa" w:w="100"/>
+            </w:tcMar>
+            <w:vAlign w:val="center"/>
+          </w:tcPr>
+          <w:p>
+            <w:pPr>
+              <w:jc w:val="center"/>
+            </w:pPr>
+            <w:r>
+              <w:rPr>
+                <w:rFonts w:ascii="Calibri" w:cs="Calibri" w:eastAsia="Calibri" w:hAnsi="Calibri"/>
+                <w:b w:val="false"/>
+                <w:bCs w:val="false"/>
+                <w:sz w:val="24"/>
+                <w:szCs w:val="24"/>
+              </w:rPr>
+              <w:t xml:space="preserve">Should</w:t>
+            </w:r>
+          </w:p>
+        </w:tc>
+      </w:tr>
+      <w:tr>
+        <w:tc>
+          <w:tcPr>
+            <w:tcW w:type="dxa" w:w="7026"/>
+            <w:tcBorders>
+              <w:top w:val="single" w:color="999999" w:sz="4"/>
+              <w:left w:val="single" w:color="999999" w:sz="4"/>
+              <w:bottom w:val="single" w:color="999999" w:sz="4"/>
+              <w:right w:val="single" w:color="999999" w:sz="4"/>
+            </w:tcBorders>
+            <w:tcMar>
+              <w:top w:type="dxa" w:w="60"/>
+              <w:left w:type="dxa" w:w="100"/>
+              <w:bottom w:type="dxa" w:w="60"/>
+              <w:right w:type="dxa" w:w="100"/>
+            </w:tcMar>
+            <w:vAlign w:val="center"/>
+          </w:tcPr>
+          <w:p>
+            <w:pPr>
+              <w:jc w:val="left"/>
+            </w:pPr>
+            <w:r>
+              <w:rPr>
+                <w:rFonts w:ascii="Calibri" w:cs="Calibri" w:eastAsia="Calibri" w:hAnsi="Calibri"/>
+                <w:b w:val="false"/>
+                <w:bCs w:val="false"/>
+                <w:sz w:val="24"/>
+                <w:szCs w:val="24"/>
+              </w:rPr>
+              <w:t xml:space="preserve">N-05. Схема авто читаема от 360 px, зона тапа не менее 44×44 px</w:t>
+            </w:r>
+          </w:p>
+        </w:tc>
+        <w:tc>
+          <w:tcPr>
+            <w:tcW w:type="dxa" w:w="2000"/>
+            <w:tcBorders>
+              <w:top w:val="single" w:color="999999" w:sz="4"/>
+              <w:left w:val="single" w:color="999999" w:sz="4"/>
+              <w:bottom w:val="single" w:color="999999" w:sz="4"/>
+              <w:right w:val="single" w:color="999999" w:sz="4"/>
+            </w:tcBorders>
+            <w:tcMar>
+              <w:top w:type="dxa" w:w="60"/>
+              <w:left w:type="dxa" w:w="100"/>
+              <w:bottom w:type="dxa" w:w="60"/>
+              <w:right w:type="dxa" w:w="100"/>
+            </w:tcMar>
+            <w:vAlign w:val="center"/>
+          </w:tcPr>
+          <w:p>
+            <w:pPr>
+              <w:jc w:val="center"/>
+            </w:pPr>
+            <w:r>
+              <w:rPr>
+                <w:rFonts w:ascii="Calibri" w:cs="Calibri" w:eastAsia="Calibri" w:hAnsi="Calibri"/>
+                <w:b w:val="false"/>
+                <w:bCs w:val="false"/>
+                <w:sz w:val="24"/>
+                <w:szCs w:val="24"/>
+              </w:rPr>
+              <w:t xml:space="preserve">Must</w:t>
+            </w:r>
+          </w:p>
+        </w:tc>
+      </w:tr>
+      <w:tr>
+        <w:tc>
+          <w:tcPr>
+            <w:tcW w:type="dxa" w:w="7026"/>
+            <w:tcBorders>
+              <w:top w:val="single" w:color="999999" w:sz="4"/>
+              <w:left w:val="single" w:color="999999" w:sz="4"/>
+              <w:bottom w:val="single" w:color="999999" w:sz="4"/>
+              <w:right w:val="single" w:color="999999" w:sz="4"/>
+            </w:tcBorders>
+            <w:tcMar>
+              <w:top w:type="dxa" w:w="60"/>
+              <w:left w:type="dxa" w:w="100"/>
+              <w:bottom w:type="dxa" w:w="60"/>
+              <w:right w:type="dxa" w:w="100"/>
+            </w:tcMar>
+            <w:vAlign w:val="center"/>
+          </w:tcPr>
+          <w:p>
+            <w:pPr>
+              <w:jc w:val="left"/>
+            </w:pPr>
+            <w:r>
+              <w:rPr>
+                <w:rFonts w:ascii="Calibri" w:cs="Calibri" w:eastAsia="Calibri" w:hAnsi="Calibri"/>
+                <w:b w:val="false"/>
+                <w:bCs w:val="false"/>
+                <w:sz w:val="24"/>
+                <w:szCs w:val="24"/>
+              </w:rPr>
+              <w:t xml:space="preserve">N-06. Ограничение попыток ввода SMS-кода</w:t>
+            </w:r>
+          </w:p>
+        </w:tc>
+        <w:tc>
+          <w:tcPr>
+            <w:tcW w:type="dxa" w:w="2000"/>
+            <w:tcBorders>
+              <w:top w:val="single" w:color="999999" w:sz="4"/>
+              <w:left w:val="single" w:color="999999" w:sz="4"/>
+              <w:bottom w:val="single" w:color="999999" w:sz="4"/>
+              <w:right w:val="single" w:color="999999" w:sz="4"/>
+            </w:tcBorders>
+            <w:tcMar>
+              <w:top w:type="dxa" w:w="60"/>
+              <w:left w:type="dxa" w:w="100"/>
+              <w:bottom w:type="dxa" w:w="60"/>
+              <w:right w:type="dxa" w:w="100"/>
+            </w:tcMar>
+            <w:vAlign w:val="center"/>
+          </w:tcPr>
+          <w:p>
+            <w:pPr>
+              <w:jc w:val="center"/>
+            </w:pPr>
+            <w:r>
+              <w:rPr>
+                <w:rFonts w:ascii="Calibri" w:cs="Calibri" w:eastAsia="Calibri" w:hAnsi="Calibri"/>
+                <w:b w:val="false"/>
+                <w:bCs w:val="false"/>
+                <w:sz w:val="24"/>
+                <w:szCs w:val="24"/>
+              </w:rPr>
+              <w:t xml:space="preserve">Must</w:t>
+            </w:r>
+          </w:p>
+        </w:tc>
+      </w:tr>
+      <w:tr>
+        <w:tc>
+          <w:tcPr>
+            <w:tcW w:type="dxa" w:w="7026"/>
+            <w:tcBorders>
+              <w:top w:val="single" w:color="999999" w:sz="4"/>
+              <w:left w:val="single" w:color="999999" w:sz="4"/>
+              <w:bottom w:val="single" w:color="999999" w:sz="4"/>
+              <w:right w:val="single" w:color="999999" w:sz="4"/>
+            </w:tcBorders>
+            <w:tcMar>
+              <w:top w:type="dxa" w:w="60"/>
+              <w:left w:type="dxa" w:w="100"/>
+              <w:bottom w:type="dxa" w:w="60"/>
+              <w:right w:type="dxa" w:w="100"/>
+            </w:tcMar>
+            <w:vAlign w:val="center"/>
+          </w:tcPr>
+          <w:p>
+            <w:pPr>
+              <w:jc w:val="left"/>
+            </w:pPr>
+            <w:r>
+              <w:rPr>
+                <w:rFonts w:ascii="Calibri" w:cs="Calibri" w:eastAsia="Calibri" w:hAnsi="Calibri"/>
+                <w:b w:val="false"/>
+                <w:bCs w:val="false"/>
+                <w:sz w:val="24"/>
+                <w:szCs w:val="24"/>
+              </w:rPr>
+              <w:t xml:space="preserve">N-07. VIN и телефон — персональные данные; обработка по законодательству о ПД</w:t>
+            </w:r>
+          </w:p>
+        </w:tc>
+        <w:tc>
+          <w:tcPr>
+            <w:tcW w:type="dxa" w:w="2000"/>
+            <w:tcBorders>
+              <w:top w:val="single" w:color="999999" w:sz="4"/>
+              <w:left w:val="single" w:color="999999" w:sz="4"/>
+              <w:bottom w:val="single" w:color="999999" w:sz="4"/>
+              <w:right w:val="single" w:color="999999" w:sz="4"/>
+            </w:tcBorders>
+            <w:tcMar>
+              <w:top w:type="dxa" w:w="60"/>
+              <w:left w:type="dxa" w:w="100"/>
+              <w:bottom w:type="dxa" w:w="60"/>
+              <w:right w:type="dxa" w:w="100"/>
+            </w:tcMar>
+            <w:vAlign w:val="center"/>
+          </w:tcPr>
+          <w:p>
+            <w:pPr>
+              <w:jc w:val="center"/>
+            </w:pPr>
+            <w:r>
+              <w:rPr>
+                <w:rFonts w:ascii="Calibri" w:cs="Calibri" w:eastAsia="Calibri" w:hAnsi="Calibri"/>
+                <w:b w:val="false"/>
+                <w:bCs w:val="false"/>
+                <w:sz w:val="24"/>
+                <w:szCs w:val="24"/>
+              </w:rPr>
+              <w:t xml:space="preserve">Must</w:t>
+            </w:r>
+          </w:p>
+        </w:tc>
+      </w:tr>
+      <w:tr>
+        <w:tc>
+          <w:tcPr>
+            <w:tcW w:type="dxa" w:w="7026"/>
+            <w:tcBorders>
+              <w:top w:val="single" w:color="999999" w:sz="4"/>
+              <w:left w:val="single" w:color="999999" w:sz="4"/>
+              <w:bottom w:val="single" w:color="999999" w:sz="4"/>
+              <w:right w:val="single" w:color="999999" w:sz="4"/>
+            </w:tcBorders>
+            <w:tcMar>
+              <w:top w:type="dxa" w:w="60"/>
+              <w:left w:type="dxa" w:w="100"/>
+              <w:bottom w:type="dxa" w:w="60"/>
+              <w:right w:type="dxa" w:w="100"/>
+            </w:tcMar>
+            <w:vAlign w:val="center"/>
+          </w:tcPr>
+          <w:p>
+            <w:pPr>
+              <w:jc w:val="left"/>
+            </w:pPr>
+            <w:r>
+              <w:rPr>
+                <w:rFonts w:ascii="Calibri" w:cs="Calibri" w:eastAsia="Calibri" w:hAnsi="Calibri"/>
+                <w:b w:val="false"/>
+                <w:bCs w:val="false"/>
+                <w:sz w:val="24"/>
+                <w:szCs w:val="24"/>
+              </w:rPr>
+              <w:t xml:space="preserve">N-08. Хэширование паролей/кодов bcrypt/argon2</w:t>
+            </w:r>
+          </w:p>
+        </w:tc>
+        <w:tc>
+          <w:tcPr>
+            <w:tcW w:type="dxa" w:w="2000"/>
+            <w:tcBorders>
+              <w:top w:val="single" w:color="999999" w:sz="4"/>
+              <w:left w:val="single" w:color="999999" w:sz="4"/>
+              <w:bottom w:val="single" w:color="999999" w:sz="4"/>
+              <w:right w:val="single" w:color="999999" w:sz="4"/>
+            </w:tcBorders>
+            <w:tcMar>
+              <w:top w:type="dxa" w:w="60"/>
+              <w:left w:type="dxa" w:w="100"/>
+              <w:bottom w:type="dxa" w:w="60"/>
+              <w:right w:type="dxa" w:w="100"/>
+            </w:tcMar>
+            <w:vAlign w:val="center"/>
+          </w:tcPr>
+          <w:p>
+            <w:pPr>
+              <w:jc w:val="center"/>
+            </w:pPr>
+            <w:r>
+              <w:rPr>
+                <w:rFonts w:ascii="Calibri" w:cs="Calibri" w:eastAsia="Calibri" w:hAnsi="Calibri"/>
+                <w:b w:val="false"/>
+                <w:bCs w:val="false"/>
+                <w:sz w:val="24"/>
+                <w:szCs w:val="24"/>
+              </w:rPr>
+              <w:t xml:space="preserve">Must</w:t>
+            </w:r>
+          </w:p>
+        </w:tc>
+      </w:tr>
+      <w:tr>
+        <w:tc>
+          <w:tcPr>
+            <w:tcW w:type="dxa" w:w="7026"/>
+            <w:tcBorders>
+              <w:top w:val="single" w:color="999999" w:sz="4"/>
+              <w:left w:val="single" w:color="999999" w:sz="4"/>
+              <w:bottom w:val="single" w:color="999999" w:sz="4"/>
+              <w:right w:val="single" w:color="999999" w:sz="4"/>
+            </w:tcBorders>
+            <w:tcMar>
+              <w:top w:type="dxa" w:w="60"/>
+              <w:left w:type="dxa" w:w="100"/>
+              <w:bottom w:type="dxa" w:w="60"/>
+              <w:right w:type="dxa" w:w="100"/>
+            </w:tcMar>
+            <w:vAlign w:val="center"/>
+          </w:tcPr>
+          <w:p>
+            <w:pPr>
+              <w:jc w:val="left"/>
+            </w:pPr>
+            <w:r>
+              <w:rPr>
+                <w:rFonts w:ascii="Calibri" w:cs="Calibri" w:eastAsia="Calibri" w:hAnsi="Calibri"/>
+                <w:b w:val="false"/>
+                <w:bCs w:val="false"/>
+                <w:sz w:val="24"/>
+                <w:szCs w:val="24"/>
+              </w:rPr>
+              <w:t xml:space="preserve">N-09. Тикет автоматически получает модель авто и версию прошивки</w:t>
+            </w:r>
+          </w:p>
+        </w:tc>
+        <w:tc>
+          <w:tcPr>
+            <w:tcW w:type="dxa" w:w="2000"/>
+            <w:tcBorders>
+              <w:top w:val="single" w:color="999999" w:sz="4"/>
+              <w:left w:val="single" w:color="999999" w:sz="4"/>
+              <w:bottom w:val="single" w:color="999999" w:sz="4"/>
+              <w:right w:val="single" w:color="999999" w:sz="4"/>
+            </w:tcBorders>
+            <w:tcMar>
+              <w:top w:type="dxa" w:w="60"/>
+              <w:left w:type="dxa" w:w="100"/>
+              <w:bottom w:type="dxa" w:w="60"/>
+              <w:right w:type="dxa" w:w="100"/>
+            </w:tcMar>
+            <w:vAlign w:val="center"/>
+          </w:tcPr>
+          <w:p>
+            <w:pPr>
+              <w:jc w:val="center"/>
+            </w:pPr>
+            <w:r>
+              <w:rPr>
+                <w:rFonts w:ascii="Calibri" w:cs="Calibri" w:eastAsia="Calibri" w:hAnsi="Calibri"/>
+                <w:b w:val="false"/>
+                <w:bCs w:val="false"/>
+                <w:sz w:val="24"/>
+                <w:szCs w:val="24"/>
+              </w:rPr>
+              <w:t xml:space="preserve">Must</w:t>
+            </w:r>
+          </w:p>
+        </w:tc>
+      </w:tr>
+      <w:tr>
+        <w:tc>
+          <w:tcPr>
+            <w:tcW w:type="dxa" w:w="7026"/>
+            <w:tcBorders>
+              <w:top w:val="single" w:color="999999" w:sz="4"/>
+              <w:left w:val="single" w:color="999999" w:sz="4"/>
+              <w:bottom w:val="single" w:color="999999" w:sz="4"/>
+              <w:right w:val="single" w:color="999999" w:sz="4"/>
+            </w:tcBorders>
+            <w:tcMar>
+              <w:top w:type="dxa" w:w="60"/>
+              <w:left w:type="dxa" w:w="100"/>
+              <w:bottom w:type="dxa" w:w="60"/>
+              <w:right w:type="dxa" w:w="100"/>
+            </w:tcMar>
+            <w:vAlign w:val="center"/>
+          </w:tcPr>
+          <w:p>
+            <w:pPr>
+              <w:jc w:val="left"/>
+            </w:pPr>
+            <w:r>
+              <w:rPr>
+                <w:rFonts w:ascii="Calibri" w:cs="Calibri" w:eastAsia="Calibri" w:hAnsi="Calibri"/>
+                <w:b w:val="false"/>
+                <w:bCs w:val="false"/>
+                <w:sz w:val="24"/>
+                <w:szCs w:val="24"/>
+              </w:rPr>
+              <w:t xml:space="preserve">N-10. Push о ТО — за N дней/км до порога «требуется замена»</w:t>
+            </w:r>
+          </w:p>
+        </w:tc>
+        <w:tc>
+          <w:tcPr>
+            <w:tcW w:type="dxa" w:w="2000"/>
+            <w:tcBorders>
+              <w:top w:val="single" w:color="999999" w:sz="4"/>
+              <w:left w:val="single" w:color="999999" w:sz="4"/>
+              <w:bottom w:val="single" w:color="999999" w:sz="4"/>
+              <w:right w:val="single" w:color="999999" w:sz="4"/>
+            </w:tcBorders>
+            <w:tcMar>
+              <w:top w:type="dxa" w:w="60"/>
+              <w:left w:type="dxa" w:w="100"/>
+              <w:bottom w:type="dxa" w:w="60"/>
+              <w:right w:type="dxa" w:w="100"/>
+            </w:tcMar>
+            <w:vAlign w:val="center"/>
+          </w:tcPr>
+          <w:p>
+            <w:pPr>
+              <w:jc w:val="center"/>
+            </w:pPr>
+            <w:r>
+              <w:rPr>
+                <w:rFonts w:ascii="Calibri" w:cs="Calibri" w:eastAsia="Calibri" w:hAnsi="Calibri"/>
+                <w:b w:val="false"/>
+                <w:bCs w:val="false"/>
+                <w:sz w:val="24"/>
+                <w:szCs w:val="24"/>
+              </w:rPr>
+              <w:t xml:space="preserve">Must</w:t>
+            </w:r>
+          </w:p>
+        </w:tc>
+      </w:tr>
+    </w:tbl>
+    <w:p>
+      <w:pPr>
+        <w:spacing w:after="120" w:before="240"/>
+      </w:pPr>
+      <w:r>
+        <w:rPr>
+          <w:rFonts w:ascii="Calibri" w:cs="Calibri" w:eastAsia="Calibri" w:hAnsi="Calibri"/>
+          <w:b/>
+          <w:bCs/>
+          <w:sz w:val="28"/>
+          <w:szCs w:val="28"/>
+        </w:rPr>
+        <w:t xml:space="preserve">1.6. Won't have (данная итерация)</w:t>
       </w:r>
     </w:p>
     <w:p>
